--- a/Postenblaetter/03NP4XKLA1.docx
+++ b/Postenblaetter/03NP4XKLA1.docx
@@ -1,6 +1,6 @@
 
 <file path=word/document.xml><?xml version="1.0" encoding="utf-8"?>
-<w:document xmlns:wpc="http://schemas.microsoft.com/office/word/2010/wordprocessingCanvas" xmlns:cx="http://schemas.microsoft.com/office/drawing/2014/chartex" xmlns:cx1="http://schemas.microsoft.com/office/drawing/2015/9/8/chartex" xmlns:cx2="http://schemas.microsoft.com/office/drawing/2015/10/21/chartex" xmlns:cx3="http://schemas.microsoft.com/office/drawing/2016/5/9/chartex" xmlns:cx4="http://schemas.microsoft.com/office/drawing/2016/5/10/chartex" xmlns:cx5="http://schemas.microsoft.com/office/drawing/2016/5/11/chartex" xmlns:cx6="http://schemas.microsoft.com/office/drawing/2016/5/12/chartex" xmlns:cx7="http://schemas.microsoft.com/office/drawing/2016/5/13/chartex" xmlns:cx8="http://schemas.microsoft.com/office/drawing/2016/5/14/chartex" xmlns:mc="http://schemas.openxmlformats.org/markup-compatibility/2006" xmlns:aink="http://schemas.microsoft.com/office/drawing/2016/ink" xmlns:am3d="http://schemas.microsoft.com/office/drawing/2017/model3d" xmlns:o="urn:schemas-microsoft-com:office:office" xmlns:oel="http://schemas.microsoft.com/office/2019/extlst" xmlns:r="http://schemas.openxmlformats.org/officeDocument/2006/relationships" xmlns:m="http://schemas.openxmlformats.org/officeDocument/2006/math" xmlns:v="urn:schemas-microsoft-com:vml" xmlns:wp14="http://schemas.microsoft.com/office/word/2010/wordprocessingDrawing" xmlns:wp="http://schemas.openxmlformats.org/drawingml/2006/wordprocessingDrawing" xmlns:w10="urn:schemas-microsoft-com:office:word" xmlns:w="http://schemas.openxmlformats.org/wordprocessingml/2006/main" xmlns:w14="http://schemas.microsoft.com/office/word/2010/wordml" xmlns:w15="http://schemas.microsoft.com/office/word/2012/wordml" xmlns:w16cei="http://schemas.microsoft.com/office/word/2026/wordml/cei" xmlns:w16cex="http://schemas.microsoft.com/office/word/2018/wordml/cex" xmlns:w16cid="http://schemas.microsoft.com/office/word/2016/wordml/cid" xmlns:w16="http://schemas.microsoft.com/office/word/2018/wordml" xmlns:w16du="http://schemas.microsoft.com/office/word/2023/wordml/word16du" xmlns:w16sdtdh="http://schemas.microsoft.com/office/word/2020/wordml/sdtdatahash" xmlns:w16sdtfl="http://schemas.microsoft.com/office/word/2024/wordml/sdtformatlock" xmlns:w16se="http://schemas.microsoft.com/office/word/2015/wordml/symex" xmlns:wpg="http://schemas.microsoft.com/office/word/2010/wordprocessingGroup" xmlns:wpi="http://schemas.microsoft.com/office/word/2010/wordprocessingInk" xmlns:wne="http://schemas.microsoft.com/office/word/2006/wordml" xmlns:wps="http://schemas.microsoft.com/office/word/2010/wordprocessingShape" mc:Ignorable="w14 w15 w16se w16cid w16 w16cex w16sdtdh w16sdtfl w16du wp14">
+<w:document xmlns:wpc="http://schemas.microsoft.com/office/word/2010/wordprocessingCanvas" xmlns:cx="http://schemas.microsoft.com/office/drawing/2014/chartex" xmlns:cx1="http://schemas.microsoft.com/office/drawing/2015/9/8/chartex" xmlns:cx2="http://schemas.microsoft.com/office/drawing/2015/10/21/chartex" xmlns:cx3="http://schemas.microsoft.com/office/drawing/2016/5/9/chartex" xmlns:cx4="http://schemas.microsoft.com/office/drawing/2016/5/10/chartex" xmlns:cx5="http://schemas.microsoft.com/office/drawing/2016/5/11/chartex" xmlns:cx6="http://schemas.microsoft.com/office/drawing/2016/5/12/chartex" xmlns:cx7="http://schemas.microsoft.com/office/drawing/2016/5/13/chartex" xmlns:cx8="http://schemas.microsoft.com/office/drawing/2016/5/14/chartex" xmlns:mc="http://schemas.openxmlformats.org/markup-compatibility/2006" xmlns:aink="http://schemas.microsoft.com/office/drawing/2016/ink" xmlns:am3d="http://schemas.microsoft.com/office/drawing/2017/model3d" xmlns:o="urn:schemas-microsoft-com:office:office" xmlns:oel="http://schemas.microsoft.com/office/2019/extlst" xmlns:r="http://schemas.openxmlformats.org/officeDocument/2006/relationships" xmlns:m="http://schemas.openxmlformats.org/officeDocument/2006/math" xmlns:v="urn:schemas-microsoft-com:vml" xmlns:wp14="http://schemas.microsoft.com/office/word/2010/wordprocessingDrawing" xmlns:wp="http://schemas.openxmlformats.org/drawingml/2006/wordprocessingDrawing" xmlns:w10="urn:schemas-microsoft-com:office:word" xmlns:w="http://schemas.openxmlformats.org/wordprocessingml/2006/main" xmlns:w14="http://schemas.microsoft.com/office/word/2010/wordml" xmlns:w15="http://schemas.microsoft.com/office/word/2012/wordml" xmlns:w16cex="http://schemas.microsoft.com/office/word/2018/wordml/cex" xmlns:w16cid="http://schemas.microsoft.com/office/word/2016/wordml/cid" xmlns:w16="http://schemas.microsoft.com/office/word/2018/wordml" xmlns:w16du="http://schemas.microsoft.com/office/word/2023/wordml/word16du" xmlns:w16sdtdh="http://schemas.microsoft.com/office/word/2020/wordml/sdtdatahash" xmlns:w16sdtfl="http://schemas.microsoft.com/office/word/2024/wordml/sdtformatlock" xmlns:w16se="http://schemas.microsoft.com/office/word/2015/wordml/symex" xmlns:wpg="http://schemas.microsoft.com/office/word/2010/wordprocessingGroup" xmlns:wpi="http://schemas.microsoft.com/office/word/2010/wordprocessingInk" xmlns:wne="http://schemas.microsoft.com/office/word/2006/wordml" xmlns:wps="http://schemas.microsoft.com/office/word/2010/wordprocessingShape" mc:Ignorable="w14 w15 w16se w16cid w16 w16cex w16sdtdh w16sdtfl w16du wp14">
   <w:body>
     <w:p/>
     <w:p>
@@ -27,6 +27,25 @@
     <w:p>
       <w:pPr>
         <w:pStyle w:val="1EbeneStandarttext"/>
+        <w:rPr>
+          <w:color w:val="EE0000"/>
+        </w:rPr>
+      </w:pPr>
+      <w:r>
+        <w:rPr>
+          <w:color w:val="EE0000"/>
+        </w:rPr>
+        <w:t>Diese Lösungen sind mittels eines Transits über eine andere Teilgruppe an die Zentrale zu übermitteln (Zusatzpunkte)</w:t>
+      </w:r>
+    </w:p>
+    <w:p>
+      <w:pPr>
+        <w:pStyle w:val="1EbeneStandarttext"/>
+      </w:pPr>
+    </w:p>
+    <w:p>
+      <w:pPr>
+        <w:pStyle w:val="1EbeneStandarttext"/>
       </w:pPr>
       <w:r>
         <w:t>Bei welchem Verbrennungsgrad muss unabhängig von der Verbrennungsfläche ein Spital aufgesucht werden?</w:t>
@@ -105,8 +124,6 @@
       </w:r>
       <w:r>
         <w:tab/>
-      </w:r>
-      <w:r>
         <w:t xml:space="preserve"> </w:t>
       </w:r>
       <w:r>
@@ -161,8 +178,6 @@
       </w:r>
       <w:r>
         <w:tab/>
-      </w:r>
-      <w:r>
         <w:t xml:space="preserve"> </w:t>
       </w:r>
       <w:r>
@@ -211,8 +226,6 @@
       </w:r>
       <w:r>
         <w:tab/>
-      </w:r>
-      <w:r>
         <w:t xml:space="preserve"> </w:t>
       </w:r>
       <w:r>
@@ -228,36 +241,20 @@
       <w:pPr>
         <w:pStyle w:val="1EbeneStandarttext"/>
       </w:pPr>
-      <w:r>
-        <w:t>Wie viele Personen werden benötigt, um einen Transit durchzuführen?</w:t>
-      </w:r>
     </w:p>
     <w:p>
       <w:pPr>
         <w:pStyle w:val="1EbeneStandarttext"/>
       </w:pPr>
-      <w:r>
-        <w:br/>
-      </w:r>
-      <w:r>
-        <w:rPr/>
-        <w:t>__________________________________________________________________________</w:t>
-      </w:r>
-    </w:p>
-    <w:p>
-      <w:pPr>
-        <w:pStyle w:val="1EbeneStandarttext"/>
-      </w:pPr>
-    </w:p>
-    <w:p>
-      <w:pPr>
-        <w:pStyle w:val="1EbeneStandarttext"/>
-      </w:pPr>
     </w:p>
     <w:sectPr>
-      <w:headerReference w:type="default" r:id="rId11"/>
-      <w:footerReference w:type="default" r:id="rId12"/>
-      <w:pgSz w:w="11906" w:h="16838" w:orient="portrait"/>
+      <w:headerReference w:type="even" r:id="rId11"/>
+      <w:headerReference w:type="default" r:id="rId12"/>
+      <w:footerReference w:type="even" r:id="rId13"/>
+      <w:footerReference w:type="default" r:id="rId14"/>
+      <w:headerReference w:type="first" r:id="rId15"/>
+      <w:footerReference w:type="first" r:id="rId16"/>
+      <w:pgSz w:w="11906" w:h="16838"/>
       <w:pgMar w:top="1417" w:right="1417" w:bottom="1134" w:left="1417" w:header="708" w:footer="708" w:gutter="0"/>
       <w:cols w:space="708"/>
       <w:docGrid w:linePitch="360"/>
@@ -267,7 +264,7 @@
 </file>
 
 <file path=word/endnotes.xml><?xml version="1.0" encoding="utf-8"?>
-<w:endnotes xmlns:wpc="http://schemas.microsoft.com/office/word/2010/wordprocessingCanvas" xmlns:cx="http://schemas.microsoft.com/office/drawing/2014/chartex" xmlns:cx1="http://schemas.microsoft.com/office/drawing/2015/9/8/chartex" xmlns:cx2="http://schemas.microsoft.com/office/drawing/2015/10/21/chartex" xmlns:cx3="http://schemas.microsoft.com/office/drawing/2016/5/9/chartex" xmlns:cx4="http://schemas.microsoft.com/office/drawing/2016/5/10/chartex" xmlns:cx5="http://schemas.microsoft.com/office/drawing/2016/5/11/chartex" xmlns:cx6="http://schemas.microsoft.com/office/drawing/2016/5/12/chartex" xmlns:cx7="http://schemas.microsoft.com/office/drawing/2016/5/13/chartex" xmlns:cx8="http://schemas.microsoft.com/office/drawing/2016/5/14/chartex" xmlns:mc="http://schemas.openxmlformats.org/markup-compatibility/2006" xmlns:aink="http://schemas.microsoft.com/office/drawing/2016/ink" xmlns:am3d="http://schemas.microsoft.com/office/drawing/2017/model3d" xmlns:o="urn:schemas-microsoft-com:office:office" xmlns:oel="http://schemas.microsoft.com/office/2019/extlst" xmlns:r="http://schemas.openxmlformats.org/officeDocument/2006/relationships" xmlns:m="http://schemas.openxmlformats.org/officeDocument/2006/math" xmlns:v="urn:schemas-microsoft-com:vml" xmlns:wp14="http://schemas.microsoft.com/office/word/2010/wordprocessingDrawing" xmlns:wp="http://schemas.openxmlformats.org/drawingml/2006/wordprocessingDrawing" xmlns:w10="urn:schemas-microsoft-com:office:word" xmlns:w="http://schemas.openxmlformats.org/wordprocessingml/2006/main" xmlns:w14="http://schemas.microsoft.com/office/word/2010/wordml" xmlns:w15="http://schemas.microsoft.com/office/word/2012/wordml" xmlns:w16cei="http://schemas.microsoft.com/office/word/2026/wordml/cei" xmlns:w16cex="http://schemas.microsoft.com/office/word/2018/wordml/cex" xmlns:w16cid="http://schemas.microsoft.com/office/word/2016/wordml/cid" xmlns:w16="http://schemas.microsoft.com/office/word/2018/wordml" xmlns:w16du="http://schemas.microsoft.com/office/word/2023/wordml/word16du" xmlns:w16sdtdh="http://schemas.microsoft.com/office/word/2020/wordml/sdtdatahash" xmlns:w16sdtfl="http://schemas.microsoft.com/office/word/2024/wordml/sdtformatlock" xmlns:w16se="http://schemas.microsoft.com/office/word/2015/wordml/symex" xmlns:wpg="http://schemas.microsoft.com/office/word/2010/wordprocessingGroup" xmlns:wpi="http://schemas.microsoft.com/office/word/2010/wordprocessingInk" xmlns:wne="http://schemas.microsoft.com/office/word/2006/wordml" xmlns:wps="http://schemas.microsoft.com/office/word/2010/wordprocessingShape" mc:Ignorable="w14 w15 w16se w16cid w16 w16cex w16sdtdh w16sdtfl w16du wp14">
+<w:endnotes xmlns:wpc="http://schemas.microsoft.com/office/word/2010/wordprocessingCanvas" xmlns:cx="http://schemas.microsoft.com/office/drawing/2014/chartex" xmlns:cx1="http://schemas.microsoft.com/office/drawing/2015/9/8/chartex" xmlns:cx2="http://schemas.microsoft.com/office/drawing/2015/10/21/chartex" xmlns:cx3="http://schemas.microsoft.com/office/drawing/2016/5/9/chartex" xmlns:cx4="http://schemas.microsoft.com/office/drawing/2016/5/10/chartex" xmlns:cx5="http://schemas.microsoft.com/office/drawing/2016/5/11/chartex" xmlns:cx6="http://schemas.microsoft.com/office/drawing/2016/5/12/chartex" xmlns:cx7="http://schemas.microsoft.com/office/drawing/2016/5/13/chartex" xmlns:cx8="http://schemas.microsoft.com/office/drawing/2016/5/14/chartex" xmlns:mc="http://schemas.openxmlformats.org/markup-compatibility/2006" xmlns:aink="http://schemas.microsoft.com/office/drawing/2016/ink" xmlns:am3d="http://schemas.microsoft.com/office/drawing/2017/model3d" xmlns:o="urn:schemas-microsoft-com:office:office" xmlns:oel="http://schemas.microsoft.com/office/2019/extlst" xmlns:r="http://schemas.openxmlformats.org/officeDocument/2006/relationships" xmlns:m="http://schemas.openxmlformats.org/officeDocument/2006/math" xmlns:v="urn:schemas-microsoft-com:vml" xmlns:wp14="http://schemas.microsoft.com/office/word/2010/wordprocessingDrawing" xmlns:wp="http://schemas.openxmlformats.org/drawingml/2006/wordprocessingDrawing" xmlns:w10="urn:schemas-microsoft-com:office:word" xmlns:w="http://schemas.openxmlformats.org/wordprocessingml/2006/main" xmlns:w14="http://schemas.microsoft.com/office/word/2010/wordml" xmlns:w15="http://schemas.microsoft.com/office/word/2012/wordml" xmlns:w16cex="http://schemas.microsoft.com/office/word/2018/wordml/cex" xmlns:w16cid="http://schemas.microsoft.com/office/word/2016/wordml/cid" xmlns:w16="http://schemas.microsoft.com/office/word/2018/wordml" xmlns:w16du="http://schemas.microsoft.com/office/word/2023/wordml/word16du" xmlns:w16sdtdh="http://schemas.microsoft.com/office/word/2020/wordml/sdtdatahash" xmlns:w16sdtfl="http://schemas.microsoft.com/office/word/2024/wordml/sdtformatlock" xmlns:w16se="http://schemas.microsoft.com/office/word/2015/wordml/symex" xmlns:wpg="http://schemas.microsoft.com/office/word/2010/wordprocessingGroup" xmlns:wpi="http://schemas.microsoft.com/office/word/2010/wordprocessingInk" xmlns:wne="http://schemas.microsoft.com/office/word/2006/wordml" xmlns:wps="http://schemas.microsoft.com/office/word/2010/wordprocessingShape" mc:Ignorable="w14 w15 w16se w16cid w16 w16cex w16sdtdh w16sdtfl w16du wp14">
   <w:endnote w:type="separator" w:id="-1">
     <w:p>
       <w:r>
@@ -286,7 +283,17 @@
 </file>
 
 <file path=word/footer1.xml><?xml version="1.0" encoding="utf-8"?>
-<w:ftr xmlns:wpc="http://schemas.microsoft.com/office/word/2010/wordprocessingCanvas" xmlns:cx="http://schemas.microsoft.com/office/drawing/2014/chartex" xmlns:cx1="http://schemas.microsoft.com/office/drawing/2015/9/8/chartex" xmlns:cx2="http://schemas.microsoft.com/office/drawing/2015/10/21/chartex" xmlns:cx3="http://schemas.microsoft.com/office/drawing/2016/5/9/chartex" xmlns:cx4="http://schemas.microsoft.com/office/drawing/2016/5/10/chartex" xmlns:cx5="http://schemas.microsoft.com/office/drawing/2016/5/11/chartex" xmlns:cx6="http://schemas.microsoft.com/office/drawing/2016/5/12/chartex" xmlns:cx7="http://schemas.microsoft.com/office/drawing/2016/5/13/chartex" xmlns:cx8="http://schemas.microsoft.com/office/drawing/2016/5/14/chartex" xmlns:mc="http://schemas.openxmlformats.org/markup-compatibility/2006" xmlns:aink="http://schemas.microsoft.com/office/drawing/2016/ink" xmlns:am3d="http://schemas.microsoft.com/office/drawing/2017/model3d" xmlns:o="urn:schemas-microsoft-com:office:office" xmlns:oel="http://schemas.microsoft.com/office/2019/extlst" xmlns:r="http://schemas.openxmlformats.org/officeDocument/2006/relationships" xmlns:m="http://schemas.openxmlformats.org/officeDocument/2006/math" xmlns:v="urn:schemas-microsoft-com:vml" xmlns:wp14="http://schemas.microsoft.com/office/word/2010/wordprocessingDrawing" xmlns:wp="http://schemas.openxmlformats.org/drawingml/2006/wordprocessingDrawing" xmlns:w10="urn:schemas-microsoft-com:office:word" xmlns:w="http://schemas.openxmlformats.org/wordprocessingml/2006/main" xmlns:w14="http://schemas.microsoft.com/office/word/2010/wordml" xmlns:w15="http://schemas.microsoft.com/office/word/2012/wordml" xmlns:w16cei="http://schemas.microsoft.com/office/word/2026/wordml/cei" xmlns:w16cex="http://schemas.microsoft.com/office/word/2018/wordml/cex" xmlns:w16cid="http://schemas.microsoft.com/office/word/2016/wordml/cid" xmlns:w16="http://schemas.microsoft.com/office/word/2018/wordml" xmlns:w16du="http://schemas.microsoft.com/office/word/2023/wordml/word16du" xmlns:w16sdtdh="http://schemas.microsoft.com/office/word/2020/wordml/sdtdatahash" xmlns:w16sdtfl="http://schemas.microsoft.com/office/word/2024/wordml/sdtformatlock" xmlns:w16se="http://schemas.microsoft.com/office/word/2015/wordml/symex" xmlns:wpg="http://schemas.microsoft.com/office/word/2010/wordprocessingGroup" xmlns:wpi="http://schemas.microsoft.com/office/word/2010/wordprocessingInk" xmlns:wne="http://schemas.microsoft.com/office/word/2006/wordml" xmlns:wps="http://schemas.microsoft.com/office/word/2010/wordprocessingShape" mc:Ignorable="w14 w15 w16se w16cid w16 w16cex w16sdtdh w16sdtfl w16du wp14">
+<w:ftr xmlns:wpc="http://schemas.microsoft.com/office/word/2010/wordprocessingCanvas" xmlns:cx="http://schemas.microsoft.com/office/drawing/2014/chartex" xmlns:cx1="http://schemas.microsoft.com/office/drawing/2015/9/8/chartex" xmlns:cx2="http://schemas.microsoft.com/office/drawing/2015/10/21/chartex" xmlns:cx3="http://schemas.microsoft.com/office/drawing/2016/5/9/chartex" xmlns:cx4="http://schemas.microsoft.com/office/drawing/2016/5/10/chartex" xmlns:cx5="http://schemas.microsoft.com/office/drawing/2016/5/11/chartex" xmlns:cx6="http://schemas.microsoft.com/office/drawing/2016/5/12/chartex" xmlns:cx7="http://schemas.microsoft.com/office/drawing/2016/5/13/chartex" xmlns:cx8="http://schemas.microsoft.com/office/drawing/2016/5/14/chartex" xmlns:mc="http://schemas.openxmlformats.org/markup-compatibility/2006" xmlns:aink="http://schemas.microsoft.com/office/drawing/2016/ink" xmlns:am3d="http://schemas.microsoft.com/office/drawing/2017/model3d" xmlns:o="urn:schemas-microsoft-com:office:office" xmlns:oel="http://schemas.microsoft.com/office/2019/extlst" xmlns:r="http://schemas.openxmlformats.org/officeDocument/2006/relationships" xmlns:m="http://schemas.openxmlformats.org/officeDocument/2006/math" xmlns:v="urn:schemas-microsoft-com:vml" xmlns:wp14="http://schemas.microsoft.com/office/word/2010/wordprocessingDrawing" xmlns:wp="http://schemas.openxmlformats.org/drawingml/2006/wordprocessingDrawing" xmlns:w10="urn:schemas-microsoft-com:office:word" xmlns:w="http://schemas.openxmlformats.org/wordprocessingml/2006/main" xmlns:w14="http://schemas.microsoft.com/office/word/2010/wordml" xmlns:w15="http://schemas.microsoft.com/office/word/2012/wordml" xmlns:w16cex="http://schemas.microsoft.com/office/word/2018/wordml/cex" xmlns:w16cid="http://schemas.microsoft.com/office/word/2016/wordml/cid" xmlns:w16="http://schemas.microsoft.com/office/word/2018/wordml" xmlns:w16du="http://schemas.microsoft.com/office/word/2023/wordml/word16du" xmlns:w16sdtdh="http://schemas.microsoft.com/office/word/2020/wordml/sdtdatahash" xmlns:w16sdtfl="http://schemas.microsoft.com/office/word/2024/wordml/sdtformatlock" xmlns:w16se="http://schemas.microsoft.com/office/word/2015/wordml/symex" xmlns:wpg="http://schemas.microsoft.com/office/word/2010/wordprocessingGroup" xmlns:wpi="http://schemas.microsoft.com/office/word/2010/wordprocessingInk" xmlns:wne="http://schemas.microsoft.com/office/word/2006/wordml" xmlns:wps="http://schemas.microsoft.com/office/word/2010/wordprocessingShape" mc:Ignorable="w14 w15 w16se w16cid w16 w16cex w16sdtdh w16sdtfl w16du wp14">
+  <w:p>
+    <w:pPr>
+      <w:pStyle w:val="Fuzeile"/>
+    </w:pPr>
+  </w:p>
+</w:ftr>
+</file>
+
+<file path=word/footer2.xml><?xml version="1.0" encoding="utf-8"?>
+<w:ftr xmlns:wpc="http://schemas.microsoft.com/office/word/2010/wordprocessingCanvas" xmlns:cx="http://schemas.microsoft.com/office/drawing/2014/chartex" xmlns:cx1="http://schemas.microsoft.com/office/drawing/2015/9/8/chartex" xmlns:cx2="http://schemas.microsoft.com/office/drawing/2015/10/21/chartex" xmlns:cx3="http://schemas.microsoft.com/office/drawing/2016/5/9/chartex" xmlns:cx4="http://schemas.microsoft.com/office/drawing/2016/5/10/chartex" xmlns:cx5="http://schemas.microsoft.com/office/drawing/2016/5/11/chartex" xmlns:cx6="http://schemas.microsoft.com/office/drawing/2016/5/12/chartex" xmlns:cx7="http://schemas.microsoft.com/office/drawing/2016/5/13/chartex" xmlns:cx8="http://schemas.microsoft.com/office/drawing/2016/5/14/chartex" xmlns:mc="http://schemas.openxmlformats.org/markup-compatibility/2006" xmlns:aink="http://schemas.microsoft.com/office/drawing/2016/ink" xmlns:am3d="http://schemas.microsoft.com/office/drawing/2017/model3d" xmlns:o="urn:schemas-microsoft-com:office:office" xmlns:oel="http://schemas.microsoft.com/office/2019/extlst" xmlns:r="http://schemas.openxmlformats.org/officeDocument/2006/relationships" xmlns:m="http://schemas.openxmlformats.org/officeDocument/2006/math" xmlns:v="urn:schemas-microsoft-com:vml" xmlns:wp14="http://schemas.microsoft.com/office/word/2010/wordprocessingDrawing" xmlns:wp="http://schemas.openxmlformats.org/drawingml/2006/wordprocessingDrawing" xmlns:w10="urn:schemas-microsoft-com:office:word" xmlns:w="http://schemas.openxmlformats.org/wordprocessingml/2006/main" xmlns:w14="http://schemas.microsoft.com/office/word/2010/wordml" xmlns:w15="http://schemas.microsoft.com/office/word/2012/wordml" xmlns:w16cex="http://schemas.microsoft.com/office/word/2018/wordml/cex" xmlns:w16cid="http://schemas.microsoft.com/office/word/2016/wordml/cid" xmlns:w16="http://schemas.microsoft.com/office/word/2018/wordml" xmlns:w16du="http://schemas.microsoft.com/office/word/2023/wordml/word16du" xmlns:w16sdtdh="http://schemas.microsoft.com/office/word/2020/wordml/sdtdatahash" xmlns:w16sdtfl="http://schemas.microsoft.com/office/word/2024/wordml/sdtformatlock" xmlns:w16se="http://schemas.microsoft.com/office/word/2015/wordml/symex" xmlns:wpg="http://schemas.microsoft.com/office/word/2010/wordprocessingGroup" xmlns:wpi="http://schemas.microsoft.com/office/word/2010/wordprocessingInk" xmlns:wne="http://schemas.microsoft.com/office/word/2006/wordml" xmlns:wps="http://schemas.microsoft.com/office/word/2010/wordprocessingShape" mc:Ignorable="w14 w15 w16se w16cid w16 w16cex w16sdtdh w16sdtfl w16du wp14">
   <w:p>
     <w:pPr>
       <w:pStyle w:val="Fuzeile"/>
@@ -396,7 +403,7 @@
     <w:sdt>
       <w:sdtPr>
         <w:id w:val="-259292323"/>
-        <w:date w:fullDate="2023-09-28T00:00:00Z">
+        <w:date w:fullDate="2026-09-28T00:00:00Z">
           <w:dateFormat w:val="dd.MM.yyyy"/>
           <w:lid w:val="de-CH"/>
           <w:storeMappedDataAs w:val="dateTime"/>
@@ -406,31 +413,24 @@
       <w:sdtEndPr/>
       <w:sdtContent>
         <w:r>
-          <w:t>28.09.2023</w:t>
+          <w:t>28.09.202</w:t>
+        </w:r>
+        <w:r>
+          <w:t>6</w:t>
         </w:r>
       </w:sdtContent>
     </w:sdt>
     <w:r>
       <w:t xml:space="preserve"> / </w:t>
     </w:r>
-    <w:proofErr w:type="spellStart"/>
     <w:r>
-      <w:t>YaWu</w:t>
-    </w:r>
-    <w:proofErr w:type="spellEnd"/>
-    <w:r>
-      <w:t xml:space="preserve"> / EdCa / </w:t>
-    </w:r>
-    <w:proofErr w:type="spellStart"/>
-    <w:r>
-      <w:t>KiDa</w:t>
-    </w:r>
-    <w:proofErr w:type="spellEnd"/>
-    <w:r>
-      <w:ptab w:alignment="center" w:relativeTo="margin" w:leader="none"/>
+      <w:t>YaWu / EdCa / KiDa</w:t>
     </w:r>
     <w:r>
-      <w:ptab w:alignment="right" w:relativeTo="margin" w:leader="none"/>
+      <w:ptab w:relativeTo="margin" w:alignment="center" w:leader="none"/>
+    </w:r>
+    <w:r>
+      <w:ptab w:relativeTo="margin" w:alignment="right" w:leader="none"/>
     </w:r>
     <w:r>
       <w:rPr>
@@ -518,8 +518,18 @@
 </w:ftr>
 </file>
 
+<file path=word/footer3.xml><?xml version="1.0" encoding="utf-8"?>
+<w:ftr xmlns:wpc="http://schemas.microsoft.com/office/word/2010/wordprocessingCanvas" xmlns:cx="http://schemas.microsoft.com/office/drawing/2014/chartex" xmlns:cx1="http://schemas.microsoft.com/office/drawing/2015/9/8/chartex" xmlns:cx2="http://schemas.microsoft.com/office/drawing/2015/10/21/chartex" xmlns:cx3="http://schemas.microsoft.com/office/drawing/2016/5/9/chartex" xmlns:cx4="http://schemas.microsoft.com/office/drawing/2016/5/10/chartex" xmlns:cx5="http://schemas.microsoft.com/office/drawing/2016/5/11/chartex" xmlns:cx6="http://schemas.microsoft.com/office/drawing/2016/5/12/chartex" xmlns:cx7="http://schemas.microsoft.com/office/drawing/2016/5/13/chartex" xmlns:cx8="http://schemas.microsoft.com/office/drawing/2016/5/14/chartex" xmlns:mc="http://schemas.openxmlformats.org/markup-compatibility/2006" xmlns:aink="http://schemas.microsoft.com/office/drawing/2016/ink" xmlns:am3d="http://schemas.microsoft.com/office/drawing/2017/model3d" xmlns:o="urn:schemas-microsoft-com:office:office" xmlns:oel="http://schemas.microsoft.com/office/2019/extlst" xmlns:r="http://schemas.openxmlformats.org/officeDocument/2006/relationships" xmlns:m="http://schemas.openxmlformats.org/officeDocument/2006/math" xmlns:v="urn:schemas-microsoft-com:vml" xmlns:wp14="http://schemas.microsoft.com/office/word/2010/wordprocessingDrawing" xmlns:wp="http://schemas.openxmlformats.org/drawingml/2006/wordprocessingDrawing" xmlns:w10="urn:schemas-microsoft-com:office:word" xmlns:w="http://schemas.openxmlformats.org/wordprocessingml/2006/main" xmlns:w14="http://schemas.microsoft.com/office/word/2010/wordml" xmlns:w15="http://schemas.microsoft.com/office/word/2012/wordml" xmlns:w16cex="http://schemas.microsoft.com/office/word/2018/wordml/cex" xmlns:w16cid="http://schemas.microsoft.com/office/word/2016/wordml/cid" xmlns:w16="http://schemas.microsoft.com/office/word/2018/wordml" xmlns:w16du="http://schemas.microsoft.com/office/word/2023/wordml/word16du" xmlns:w16sdtdh="http://schemas.microsoft.com/office/word/2020/wordml/sdtdatahash" xmlns:w16sdtfl="http://schemas.microsoft.com/office/word/2024/wordml/sdtformatlock" xmlns:w16se="http://schemas.microsoft.com/office/word/2015/wordml/symex" xmlns:wpg="http://schemas.microsoft.com/office/word/2010/wordprocessingGroup" xmlns:wpi="http://schemas.microsoft.com/office/word/2010/wordprocessingInk" xmlns:wne="http://schemas.microsoft.com/office/word/2006/wordml" xmlns:wps="http://schemas.microsoft.com/office/word/2010/wordprocessingShape" mc:Ignorable="w14 w15 w16se w16cid w16 w16cex w16sdtdh w16sdtfl w16du wp14">
+  <w:p>
+    <w:pPr>
+      <w:pStyle w:val="Fuzeile"/>
+    </w:pPr>
+  </w:p>
+</w:ftr>
+</file>
+
 <file path=word/footnotes.xml><?xml version="1.0" encoding="utf-8"?>
-<w:footnotes xmlns:wpc="http://schemas.microsoft.com/office/word/2010/wordprocessingCanvas" xmlns:cx="http://schemas.microsoft.com/office/drawing/2014/chartex" xmlns:cx1="http://schemas.microsoft.com/office/drawing/2015/9/8/chartex" xmlns:cx2="http://schemas.microsoft.com/office/drawing/2015/10/21/chartex" xmlns:cx3="http://schemas.microsoft.com/office/drawing/2016/5/9/chartex" xmlns:cx4="http://schemas.microsoft.com/office/drawing/2016/5/10/chartex" xmlns:cx5="http://schemas.microsoft.com/office/drawing/2016/5/11/chartex" xmlns:cx6="http://schemas.microsoft.com/office/drawing/2016/5/12/chartex" xmlns:cx7="http://schemas.microsoft.com/office/drawing/2016/5/13/chartex" xmlns:cx8="http://schemas.microsoft.com/office/drawing/2016/5/14/chartex" xmlns:mc="http://schemas.openxmlformats.org/markup-compatibility/2006" xmlns:aink="http://schemas.microsoft.com/office/drawing/2016/ink" xmlns:am3d="http://schemas.microsoft.com/office/drawing/2017/model3d" xmlns:o="urn:schemas-microsoft-com:office:office" xmlns:oel="http://schemas.microsoft.com/office/2019/extlst" xmlns:r="http://schemas.openxmlformats.org/officeDocument/2006/relationships" xmlns:m="http://schemas.openxmlformats.org/officeDocument/2006/math" xmlns:v="urn:schemas-microsoft-com:vml" xmlns:wp14="http://schemas.microsoft.com/office/word/2010/wordprocessingDrawing" xmlns:wp="http://schemas.openxmlformats.org/drawingml/2006/wordprocessingDrawing" xmlns:w10="urn:schemas-microsoft-com:office:word" xmlns:w="http://schemas.openxmlformats.org/wordprocessingml/2006/main" xmlns:w14="http://schemas.microsoft.com/office/word/2010/wordml" xmlns:w15="http://schemas.microsoft.com/office/word/2012/wordml" xmlns:w16cei="http://schemas.microsoft.com/office/word/2026/wordml/cei" xmlns:w16cex="http://schemas.microsoft.com/office/word/2018/wordml/cex" xmlns:w16cid="http://schemas.microsoft.com/office/word/2016/wordml/cid" xmlns:w16="http://schemas.microsoft.com/office/word/2018/wordml" xmlns:w16du="http://schemas.microsoft.com/office/word/2023/wordml/word16du" xmlns:w16sdtdh="http://schemas.microsoft.com/office/word/2020/wordml/sdtdatahash" xmlns:w16sdtfl="http://schemas.microsoft.com/office/word/2024/wordml/sdtformatlock" xmlns:w16se="http://schemas.microsoft.com/office/word/2015/wordml/symex" xmlns:wpg="http://schemas.microsoft.com/office/word/2010/wordprocessingGroup" xmlns:wpi="http://schemas.microsoft.com/office/word/2010/wordprocessingInk" xmlns:wne="http://schemas.microsoft.com/office/word/2006/wordml" xmlns:wps="http://schemas.microsoft.com/office/word/2010/wordprocessingShape" mc:Ignorable="w14 w15 w16se w16cid w16 w16cex w16sdtdh w16sdtfl w16du wp14">
+<w:footnotes xmlns:wpc="http://schemas.microsoft.com/office/word/2010/wordprocessingCanvas" xmlns:cx="http://schemas.microsoft.com/office/drawing/2014/chartex" xmlns:cx1="http://schemas.microsoft.com/office/drawing/2015/9/8/chartex" xmlns:cx2="http://schemas.microsoft.com/office/drawing/2015/10/21/chartex" xmlns:cx3="http://schemas.microsoft.com/office/drawing/2016/5/9/chartex" xmlns:cx4="http://schemas.microsoft.com/office/drawing/2016/5/10/chartex" xmlns:cx5="http://schemas.microsoft.com/office/drawing/2016/5/11/chartex" xmlns:cx6="http://schemas.microsoft.com/office/drawing/2016/5/12/chartex" xmlns:cx7="http://schemas.microsoft.com/office/drawing/2016/5/13/chartex" xmlns:cx8="http://schemas.microsoft.com/office/drawing/2016/5/14/chartex" xmlns:mc="http://schemas.openxmlformats.org/markup-compatibility/2006" xmlns:aink="http://schemas.microsoft.com/office/drawing/2016/ink" xmlns:am3d="http://schemas.microsoft.com/office/drawing/2017/model3d" xmlns:o="urn:schemas-microsoft-com:office:office" xmlns:oel="http://schemas.microsoft.com/office/2019/extlst" xmlns:r="http://schemas.openxmlformats.org/officeDocument/2006/relationships" xmlns:m="http://schemas.openxmlformats.org/officeDocument/2006/math" xmlns:v="urn:schemas-microsoft-com:vml" xmlns:wp14="http://schemas.microsoft.com/office/word/2010/wordprocessingDrawing" xmlns:wp="http://schemas.openxmlformats.org/drawingml/2006/wordprocessingDrawing" xmlns:w10="urn:schemas-microsoft-com:office:word" xmlns:w="http://schemas.openxmlformats.org/wordprocessingml/2006/main" xmlns:w14="http://schemas.microsoft.com/office/word/2010/wordml" xmlns:w15="http://schemas.microsoft.com/office/word/2012/wordml" xmlns:w16cex="http://schemas.microsoft.com/office/word/2018/wordml/cex" xmlns:w16cid="http://schemas.microsoft.com/office/word/2016/wordml/cid" xmlns:w16="http://schemas.microsoft.com/office/word/2018/wordml" xmlns:w16du="http://schemas.microsoft.com/office/word/2023/wordml/word16du" xmlns:w16sdtdh="http://schemas.microsoft.com/office/word/2020/wordml/sdtdatahash" xmlns:w16sdtfl="http://schemas.microsoft.com/office/word/2024/wordml/sdtformatlock" xmlns:w16se="http://schemas.microsoft.com/office/word/2015/wordml/symex" xmlns:wpg="http://schemas.microsoft.com/office/word/2010/wordprocessingGroup" xmlns:wpi="http://schemas.microsoft.com/office/word/2010/wordprocessingInk" xmlns:wne="http://schemas.microsoft.com/office/word/2006/wordml" xmlns:wps="http://schemas.microsoft.com/office/word/2010/wordprocessingShape" mc:Ignorable="w14 w15 w16se w16cid w16 w16cex w16sdtdh w16sdtfl w16du wp14">
   <w:footnote w:type="separator" w:id="-1">
     <w:p>
       <w:r>
@@ -538,13 +548,23 @@
 </file>
 
 <file path=word/header1.xml><?xml version="1.0" encoding="utf-8"?>
-<w:hdr xmlns:wpc="http://schemas.microsoft.com/office/word/2010/wordprocessingCanvas" xmlns:cx="http://schemas.microsoft.com/office/drawing/2014/chartex" xmlns:cx1="http://schemas.microsoft.com/office/drawing/2015/9/8/chartex" xmlns:cx2="http://schemas.microsoft.com/office/drawing/2015/10/21/chartex" xmlns:cx3="http://schemas.microsoft.com/office/drawing/2016/5/9/chartex" xmlns:cx4="http://schemas.microsoft.com/office/drawing/2016/5/10/chartex" xmlns:cx5="http://schemas.microsoft.com/office/drawing/2016/5/11/chartex" xmlns:cx6="http://schemas.microsoft.com/office/drawing/2016/5/12/chartex" xmlns:cx7="http://schemas.microsoft.com/office/drawing/2016/5/13/chartex" xmlns:cx8="http://schemas.microsoft.com/office/drawing/2016/5/14/chartex" xmlns:mc="http://schemas.openxmlformats.org/markup-compatibility/2006" xmlns:aink="http://schemas.microsoft.com/office/drawing/2016/ink" xmlns:am3d="http://schemas.microsoft.com/office/drawing/2017/model3d" xmlns:o="urn:schemas-microsoft-com:office:office" xmlns:oel="http://schemas.microsoft.com/office/2019/extlst" xmlns:r="http://schemas.openxmlformats.org/officeDocument/2006/relationships" xmlns:m="http://schemas.openxmlformats.org/officeDocument/2006/math" xmlns:v="urn:schemas-microsoft-com:vml" xmlns:wp14="http://schemas.microsoft.com/office/word/2010/wordprocessingDrawing" xmlns:wp="http://schemas.openxmlformats.org/drawingml/2006/wordprocessingDrawing" xmlns:w10="urn:schemas-microsoft-com:office:word" xmlns:w="http://schemas.openxmlformats.org/wordprocessingml/2006/main" xmlns:w14="http://schemas.microsoft.com/office/word/2010/wordml" xmlns:w15="http://schemas.microsoft.com/office/word/2012/wordml" xmlns:w16cei="http://schemas.microsoft.com/office/word/2026/wordml/cei" xmlns:w16cex="http://schemas.microsoft.com/office/word/2018/wordml/cex" xmlns:w16cid="http://schemas.microsoft.com/office/word/2016/wordml/cid" xmlns:w16="http://schemas.microsoft.com/office/word/2018/wordml" xmlns:w16du="http://schemas.microsoft.com/office/word/2023/wordml/word16du" xmlns:w16sdtdh="http://schemas.microsoft.com/office/word/2020/wordml/sdtdatahash" xmlns:w16sdtfl="http://schemas.microsoft.com/office/word/2024/wordml/sdtformatlock" xmlns:w16se="http://schemas.microsoft.com/office/word/2015/wordml/symex" xmlns:wpg="http://schemas.microsoft.com/office/word/2010/wordprocessingGroup" xmlns:wpi="http://schemas.microsoft.com/office/word/2010/wordprocessingInk" xmlns:wne="http://schemas.microsoft.com/office/word/2006/wordml" xmlns:wps="http://schemas.microsoft.com/office/word/2010/wordprocessingShape" xmlns:a="http://schemas.openxmlformats.org/drawingml/2006/main" xmlns:pic="http://schemas.openxmlformats.org/drawingml/2006/picture" xmlns:a14="http://schemas.microsoft.com/office/drawing/2010/main" mc:Ignorable="w14 w15 w16se w16cid w16 w16cex w16sdtdh w16sdtfl w16du wp14">
+<w:hdr xmlns:wpc="http://schemas.microsoft.com/office/word/2010/wordprocessingCanvas" xmlns:cx="http://schemas.microsoft.com/office/drawing/2014/chartex" xmlns:cx1="http://schemas.microsoft.com/office/drawing/2015/9/8/chartex" xmlns:cx2="http://schemas.microsoft.com/office/drawing/2015/10/21/chartex" xmlns:cx3="http://schemas.microsoft.com/office/drawing/2016/5/9/chartex" xmlns:cx4="http://schemas.microsoft.com/office/drawing/2016/5/10/chartex" xmlns:cx5="http://schemas.microsoft.com/office/drawing/2016/5/11/chartex" xmlns:cx6="http://schemas.microsoft.com/office/drawing/2016/5/12/chartex" xmlns:cx7="http://schemas.microsoft.com/office/drawing/2016/5/13/chartex" xmlns:cx8="http://schemas.microsoft.com/office/drawing/2016/5/14/chartex" xmlns:mc="http://schemas.openxmlformats.org/markup-compatibility/2006" xmlns:aink="http://schemas.microsoft.com/office/drawing/2016/ink" xmlns:am3d="http://schemas.microsoft.com/office/drawing/2017/model3d" xmlns:o="urn:schemas-microsoft-com:office:office" xmlns:oel="http://schemas.microsoft.com/office/2019/extlst" xmlns:r="http://schemas.openxmlformats.org/officeDocument/2006/relationships" xmlns:m="http://schemas.openxmlformats.org/officeDocument/2006/math" xmlns:v="urn:schemas-microsoft-com:vml" xmlns:wp14="http://schemas.microsoft.com/office/word/2010/wordprocessingDrawing" xmlns:wp="http://schemas.openxmlformats.org/drawingml/2006/wordprocessingDrawing" xmlns:w10="urn:schemas-microsoft-com:office:word" xmlns:w="http://schemas.openxmlformats.org/wordprocessingml/2006/main" xmlns:w14="http://schemas.microsoft.com/office/word/2010/wordml" xmlns:w15="http://schemas.microsoft.com/office/word/2012/wordml" xmlns:w16cex="http://schemas.microsoft.com/office/word/2018/wordml/cex" xmlns:w16cid="http://schemas.microsoft.com/office/word/2016/wordml/cid" xmlns:w16="http://schemas.microsoft.com/office/word/2018/wordml" xmlns:w16du="http://schemas.microsoft.com/office/word/2023/wordml/word16du" xmlns:w16sdtdh="http://schemas.microsoft.com/office/word/2020/wordml/sdtdatahash" xmlns:w16sdtfl="http://schemas.microsoft.com/office/word/2024/wordml/sdtformatlock" xmlns:w16se="http://schemas.microsoft.com/office/word/2015/wordml/symex" xmlns:wpg="http://schemas.microsoft.com/office/word/2010/wordprocessingGroup" xmlns:wpi="http://schemas.microsoft.com/office/word/2010/wordprocessingInk" xmlns:wne="http://schemas.microsoft.com/office/word/2006/wordml" xmlns:wps="http://schemas.microsoft.com/office/word/2010/wordprocessingShape" mc:Ignorable="w14 w15 w16se w16cid w16 w16cex w16sdtdh w16sdtfl w16du wp14">
+  <w:p>
+    <w:pPr>
+      <w:pStyle w:val="Kopfzeile"/>
+    </w:pPr>
+  </w:p>
+</w:hdr>
+</file>
+
+<file path=word/header2.xml><?xml version="1.0" encoding="utf-8"?>
+<w:hdr xmlns:wpc="http://schemas.microsoft.com/office/word/2010/wordprocessingCanvas" xmlns:cx="http://schemas.microsoft.com/office/drawing/2014/chartex" xmlns:cx1="http://schemas.microsoft.com/office/drawing/2015/9/8/chartex" xmlns:cx2="http://schemas.microsoft.com/office/drawing/2015/10/21/chartex" xmlns:cx3="http://schemas.microsoft.com/office/drawing/2016/5/9/chartex" xmlns:cx4="http://schemas.microsoft.com/office/drawing/2016/5/10/chartex" xmlns:cx5="http://schemas.microsoft.com/office/drawing/2016/5/11/chartex" xmlns:cx6="http://schemas.microsoft.com/office/drawing/2016/5/12/chartex" xmlns:cx7="http://schemas.microsoft.com/office/drawing/2016/5/13/chartex" xmlns:cx8="http://schemas.microsoft.com/office/drawing/2016/5/14/chartex" xmlns:mc="http://schemas.openxmlformats.org/markup-compatibility/2006" xmlns:aink="http://schemas.microsoft.com/office/drawing/2016/ink" xmlns:am3d="http://schemas.microsoft.com/office/drawing/2017/model3d" xmlns:o="urn:schemas-microsoft-com:office:office" xmlns:oel="http://schemas.microsoft.com/office/2019/extlst" xmlns:r="http://schemas.openxmlformats.org/officeDocument/2006/relationships" xmlns:m="http://schemas.openxmlformats.org/officeDocument/2006/math" xmlns:v="urn:schemas-microsoft-com:vml" xmlns:wp14="http://schemas.microsoft.com/office/word/2010/wordprocessingDrawing" xmlns:wp="http://schemas.openxmlformats.org/drawingml/2006/wordprocessingDrawing" xmlns:w10="urn:schemas-microsoft-com:office:word" xmlns:w="http://schemas.openxmlformats.org/wordprocessingml/2006/main" xmlns:w14="http://schemas.microsoft.com/office/word/2010/wordml" xmlns:w15="http://schemas.microsoft.com/office/word/2012/wordml" xmlns:w16cex="http://schemas.microsoft.com/office/word/2018/wordml/cex" xmlns:w16cid="http://schemas.microsoft.com/office/word/2016/wordml/cid" xmlns:w16="http://schemas.microsoft.com/office/word/2018/wordml" xmlns:w16du="http://schemas.microsoft.com/office/word/2023/wordml/word16du" xmlns:w16sdtdh="http://schemas.microsoft.com/office/word/2020/wordml/sdtdatahash" xmlns:w16sdtfl="http://schemas.microsoft.com/office/word/2024/wordml/sdtformatlock" xmlns:w16se="http://schemas.microsoft.com/office/word/2015/wordml/symex" xmlns:wpg="http://schemas.microsoft.com/office/word/2010/wordprocessingGroup" xmlns:wpi="http://schemas.microsoft.com/office/word/2010/wordprocessingInk" xmlns:wne="http://schemas.microsoft.com/office/word/2006/wordml" xmlns:wps="http://schemas.microsoft.com/office/word/2010/wordprocessingShape" mc:Ignorable="w14 w15 w16se w16cid w16 w16cex w16sdtdh w16sdtfl w16du wp14">
   <w:p>
     <w:pPr>
       <w:pStyle w:val="Kopfzeile"/>
       <w:jc w:val="right"/>
     </w:pPr>
-    <w:bookmarkStart w:name="_Hlk138777925" w:id="0"/>
+    <w:bookmarkStart w:id="0" w:name="_Hlk138777925"/>
     <w:r>
       <w:rPr>
         <w:noProof/>
@@ -676,8 +696,18 @@
 </w:hdr>
 </file>
 
+<file path=word/header3.xml><?xml version="1.0" encoding="utf-8"?>
+<w:hdr xmlns:wpc="http://schemas.microsoft.com/office/word/2010/wordprocessingCanvas" xmlns:cx="http://schemas.microsoft.com/office/drawing/2014/chartex" xmlns:cx1="http://schemas.microsoft.com/office/drawing/2015/9/8/chartex" xmlns:cx2="http://schemas.microsoft.com/office/drawing/2015/10/21/chartex" xmlns:cx3="http://schemas.microsoft.com/office/drawing/2016/5/9/chartex" xmlns:cx4="http://schemas.microsoft.com/office/drawing/2016/5/10/chartex" xmlns:cx5="http://schemas.microsoft.com/office/drawing/2016/5/11/chartex" xmlns:cx6="http://schemas.microsoft.com/office/drawing/2016/5/12/chartex" xmlns:cx7="http://schemas.microsoft.com/office/drawing/2016/5/13/chartex" xmlns:cx8="http://schemas.microsoft.com/office/drawing/2016/5/14/chartex" xmlns:mc="http://schemas.openxmlformats.org/markup-compatibility/2006" xmlns:aink="http://schemas.microsoft.com/office/drawing/2016/ink" xmlns:am3d="http://schemas.microsoft.com/office/drawing/2017/model3d" xmlns:o="urn:schemas-microsoft-com:office:office" xmlns:oel="http://schemas.microsoft.com/office/2019/extlst" xmlns:r="http://schemas.openxmlformats.org/officeDocument/2006/relationships" xmlns:m="http://schemas.openxmlformats.org/officeDocument/2006/math" xmlns:v="urn:schemas-microsoft-com:vml" xmlns:wp14="http://schemas.microsoft.com/office/word/2010/wordprocessingDrawing" xmlns:wp="http://schemas.openxmlformats.org/drawingml/2006/wordprocessingDrawing" xmlns:w10="urn:schemas-microsoft-com:office:word" xmlns:w="http://schemas.openxmlformats.org/wordprocessingml/2006/main" xmlns:w14="http://schemas.microsoft.com/office/word/2010/wordml" xmlns:w15="http://schemas.microsoft.com/office/word/2012/wordml" xmlns:w16cex="http://schemas.microsoft.com/office/word/2018/wordml/cex" xmlns:w16cid="http://schemas.microsoft.com/office/word/2016/wordml/cid" xmlns:w16="http://schemas.microsoft.com/office/word/2018/wordml" xmlns:w16du="http://schemas.microsoft.com/office/word/2023/wordml/word16du" xmlns:w16sdtdh="http://schemas.microsoft.com/office/word/2020/wordml/sdtdatahash" xmlns:w16sdtfl="http://schemas.microsoft.com/office/word/2024/wordml/sdtformatlock" xmlns:w16se="http://schemas.microsoft.com/office/word/2015/wordml/symex" xmlns:wpg="http://schemas.microsoft.com/office/word/2010/wordprocessingGroup" xmlns:wpi="http://schemas.microsoft.com/office/word/2010/wordprocessingInk" xmlns:wne="http://schemas.microsoft.com/office/word/2006/wordml" xmlns:wps="http://schemas.microsoft.com/office/word/2010/wordprocessingShape" mc:Ignorable="w14 w15 w16se w16cid w16 w16cex w16sdtdh w16sdtfl w16du wp14">
+  <w:p>
+    <w:pPr>
+      <w:pStyle w:val="Kopfzeile"/>
+    </w:pPr>
+  </w:p>
+</w:hdr>
+</file>
+
 <file path=word/numbering.xml><?xml version="1.0" encoding="utf-8"?>
-<w:numbering xmlns:wpc="http://schemas.microsoft.com/office/word/2010/wordprocessingCanvas" xmlns:cx="http://schemas.microsoft.com/office/drawing/2014/chartex" xmlns:cx1="http://schemas.microsoft.com/office/drawing/2015/9/8/chartex" xmlns:cx2="http://schemas.microsoft.com/office/drawing/2015/10/21/chartex" xmlns:cx3="http://schemas.microsoft.com/office/drawing/2016/5/9/chartex" xmlns:cx4="http://schemas.microsoft.com/office/drawing/2016/5/10/chartex" xmlns:cx5="http://schemas.microsoft.com/office/drawing/2016/5/11/chartex" xmlns:cx6="http://schemas.microsoft.com/office/drawing/2016/5/12/chartex" xmlns:cx7="http://schemas.microsoft.com/office/drawing/2016/5/13/chartex" xmlns:cx8="http://schemas.microsoft.com/office/drawing/2016/5/14/chartex" xmlns:mc="http://schemas.openxmlformats.org/markup-compatibility/2006" xmlns:aink="http://schemas.microsoft.com/office/drawing/2016/ink" xmlns:am3d="http://schemas.microsoft.com/office/drawing/2017/model3d" xmlns:o="urn:schemas-microsoft-com:office:office" xmlns:oel="http://schemas.microsoft.com/office/2019/extlst" xmlns:r="http://schemas.openxmlformats.org/officeDocument/2006/relationships" xmlns:m="http://schemas.openxmlformats.org/officeDocument/2006/math" xmlns:v="urn:schemas-microsoft-com:vml" xmlns:wp14="http://schemas.microsoft.com/office/word/2010/wordprocessingDrawing" xmlns:wp="http://schemas.openxmlformats.org/drawingml/2006/wordprocessingDrawing" xmlns:w10="urn:schemas-microsoft-com:office:word" xmlns:w="http://schemas.openxmlformats.org/wordprocessingml/2006/main" xmlns:w14="http://schemas.microsoft.com/office/word/2010/wordml" xmlns:w15="http://schemas.microsoft.com/office/word/2012/wordml" xmlns:w16cei="http://schemas.microsoft.com/office/word/2026/wordml/cei" xmlns:w16cex="http://schemas.microsoft.com/office/word/2018/wordml/cex" xmlns:w16cid="http://schemas.microsoft.com/office/word/2016/wordml/cid" xmlns:w16="http://schemas.microsoft.com/office/word/2018/wordml" xmlns:w16du="http://schemas.microsoft.com/office/word/2023/wordml/word16du" xmlns:w16sdtdh="http://schemas.microsoft.com/office/word/2020/wordml/sdtdatahash" xmlns:w16sdtfl="http://schemas.microsoft.com/office/word/2024/wordml/sdtformatlock" xmlns:w16se="http://schemas.microsoft.com/office/word/2015/wordml/symex" xmlns:wpg="http://schemas.microsoft.com/office/word/2010/wordprocessingGroup" xmlns:wpi="http://schemas.microsoft.com/office/word/2010/wordprocessingInk" xmlns:wne="http://schemas.microsoft.com/office/word/2006/wordml" xmlns:wps="http://schemas.microsoft.com/office/word/2010/wordprocessingShape" mc:Ignorable="w14 w15 w16se w16cid w16 w16cex w16sdtdh w16sdtfl w16du wp14">
+<w:numbering xmlns:wpc="http://schemas.microsoft.com/office/word/2010/wordprocessingCanvas" xmlns:cx="http://schemas.microsoft.com/office/drawing/2014/chartex" xmlns:cx1="http://schemas.microsoft.com/office/drawing/2015/9/8/chartex" xmlns:cx2="http://schemas.microsoft.com/office/drawing/2015/10/21/chartex" xmlns:cx3="http://schemas.microsoft.com/office/drawing/2016/5/9/chartex" xmlns:cx4="http://schemas.microsoft.com/office/drawing/2016/5/10/chartex" xmlns:cx5="http://schemas.microsoft.com/office/drawing/2016/5/11/chartex" xmlns:cx6="http://schemas.microsoft.com/office/drawing/2016/5/12/chartex" xmlns:cx7="http://schemas.microsoft.com/office/drawing/2016/5/13/chartex" xmlns:cx8="http://schemas.microsoft.com/office/drawing/2016/5/14/chartex" xmlns:mc="http://schemas.openxmlformats.org/markup-compatibility/2006" xmlns:aink="http://schemas.microsoft.com/office/drawing/2016/ink" xmlns:am3d="http://schemas.microsoft.com/office/drawing/2017/model3d" xmlns:o="urn:schemas-microsoft-com:office:office" xmlns:oel="http://schemas.microsoft.com/office/2019/extlst" xmlns:r="http://schemas.openxmlformats.org/officeDocument/2006/relationships" xmlns:m="http://schemas.openxmlformats.org/officeDocument/2006/math" xmlns:v="urn:schemas-microsoft-com:vml" xmlns:wp14="http://schemas.microsoft.com/office/word/2010/wordprocessingDrawing" xmlns:wp="http://schemas.openxmlformats.org/drawingml/2006/wordprocessingDrawing" xmlns:w10="urn:schemas-microsoft-com:office:word" xmlns:w="http://schemas.openxmlformats.org/wordprocessingml/2006/main" xmlns:w14="http://schemas.microsoft.com/office/word/2010/wordml" xmlns:w15="http://schemas.microsoft.com/office/word/2012/wordml" xmlns:w16cex="http://schemas.microsoft.com/office/word/2018/wordml/cex" xmlns:w16cid="http://schemas.microsoft.com/office/word/2016/wordml/cid" xmlns:w16="http://schemas.microsoft.com/office/word/2018/wordml" xmlns:w16du="http://schemas.microsoft.com/office/word/2023/wordml/word16du" xmlns:w16sdtdh="http://schemas.microsoft.com/office/word/2020/wordml/sdtdatahash" xmlns:w16sdtfl="http://schemas.microsoft.com/office/word/2024/wordml/sdtformatlock" xmlns:w16se="http://schemas.microsoft.com/office/word/2015/wordml/symex" xmlns:wpg="http://schemas.microsoft.com/office/word/2010/wordprocessingGroup" xmlns:wpi="http://schemas.microsoft.com/office/word/2010/wordprocessingInk" xmlns:wne="http://schemas.microsoft.com/office/word/2006/wordml" xmlns:wps="http://schemas.microsoft.com/office/word/2010/wordprocessingShape" mc:Ignorable="w14 w15 w16se w16cid w16 w16cex w16sdtdh w16sdtfl w16du wp14">
   <w:abstractNum w:abstractNumId="0" w15:restartNumberingAfterBreak="0">
     <w:nsid w:val="025935BC"/>
     <w:multiLevelType w:val="hybridMultilevel"/>
@@ -691,7 +721,7 @@
         <w:ind w:left="720" w:hanging="360"/>
       </w:pPr>
       <w:rPr>
-        <w:rFonts w:hint="default" w:ascii="Arial" w:hAnsi="Arial" w:cs="Arial" w:eastAsiaTheme="minorHAnsi"/>
+        <w:rFonts w:ascii="Arial" w:eastAsiaTheme="minorHAnsi" w:hAnsi="Arial" w:cs="Arial" w:hint="default"/>
       </w:rPr>
     </w:lvl>
     <w:lvl w:ilvl="1" w:tplc="08070001">
@@ -703,7 +733,7 @@
         <w:ind w:left="1464" w:hanging="360"/>
       </w:pPr>
       <w:rPr>
-        <w:rFonts w:hint="default" w:ascii="Symbol" w:hAnsi="Symbol"/>
+        <w:rFonts w:ascii="Symbol" w:hAnsi="Symbol" w:hint="default"/>
       </w:rPr>
     </w:lvl>
     <w:lvl w:ilvl="2" w:tplc="08070005" w:tentative="1">
@@ -715,7 +745,7 @@
         <w:ind w:left="2160" w:hanging="360"/>
       </w:pPr>
       <w:rPr>
-        <w:rFonts w:hint="default" w:ascii="Wingdings" w:hAnsi="Wingdings"/>
+        <w:rFonts w:ascii="Wingdings" w:hAnsi="Wingdings" w:hint="default"/>
       </w:rPr>
     </w:lvl>
     <w:lvl w:ilvl="3" w:tplc="08070001" w:tentative="1">
@@ -727,7 +757,7 @@
         <w:ind w:left="2880" w:hanging="360"/>
       </w:pPr>
       <w:rPr>
-        <w:rFonts w:hint="default" w:ascii="Symbol" w:hAnsi="Symbol"/>
+        <w:rFonts w:ascii="Symbol" w:hAnsi="Symbol" w:hint="default"/>
       </w:rPr>
     </w:lvl>
     <w:lvl w:ilvl="4" w:tplc="08070003" w:tentative="1">
@@ -739,7 +769,7 @@
         <w:ind w:left="3600" w:hanging="360"/>
       </w:pPr>
       <w:rPr>
-        <w:rFonts w:hint="default" w:ascii="Courier New" w:hAnsi="Courier New" w:cs="Courier New"/>
+        <w:rFonts w:ascii="Courier New" w:hAnsi="Courier New" w:cs="Courier New" w:hint="default"/>
       </w:rPr>
     </w:lvl>
     <w:lvl w:ilvl="5" w:tplc="08070005" w:tentative="1">
@@ -751,7 +781,7 @@
         <w:ind w:left="4320" w:hanging="360"/>
       </w:pPr>
       <w:rPr>
-        <w:rFonts w:hint="default" w:ascii="Wingdings" w:hAnsi="Wingdings"/>
+        <w:rFonts w:ascii="Wingdings" w:hAnsi="Wingdings" w:hint="default"/>
       </w:rPr>
     </w:lvl>
     <w:lvl w:ilvl="6" w:tplc="08070001" w:tentative="1">
@@ -763,7 +793,7 @@
         <w:ind w:left="5040" w:hanging="360"/>
       </w:pPr>
       <w:rPr>
-        <w:rFonts w:hint="default" w:ascii="Symbol" w:hAnsi="Symbol"/>
+        <w:rFonts w:ascii="Symbol" w:hAnsi="Symbol" w:hint="default"/>
       </w:rPr>
     </w:lvl>
     <w:lvl w:ilvl="7" w:tplc="08070003" w:tentative="1">
@@ -775,7 +805,7 @@
         <w:ind w:left="5760" w:hanging="360"/>
       </w:pPr>
       <w:rPr>
-        <w:rFonts w:hint="default" w:ascii="Courier New" w:hAnsi="Courier New" w:cs="Courier New"/>
+        <w:rFonts w:ascii="Courier New" w:hAnsi="Courier New" w:cs="Courier New" w:hint="default"/>
       </w:rPr>
     </w:lvl>
     <w:lvl w:ilvl="8" w:tplc="08070005" w:tentative="1">
@@ -787,7 +817,7 @@
         <w:ind w:left="6480" w:hanging="360"/>
       </w:pPr>
       <w:rPr>
-        <w:rFonts w:hint="default" w:ascii="Wingdings" w:hAnsi="Wingdings"/>
+        <w:rFonts w:ascii="Wingdings" w:hAnsi="Wingdings" w:hint="default"/>
       </w:rPr>
     </w:lvl>
   </w:abstractNum>
@@ -804,7 +834,7 @@
         <w:ind w:left="1760" w:hanging="360"/>
       </w:pPr>
       <w:rPr>
-        <w:rFonts w:hint="default" w:ascii="Symbol" w:hAnsi="Symbol"/>
+        <w:rFonts w:ascii="Symbol" w:hAnsi="Symbol" w:hint="default"/>
       </w:rPr>
     </w:lvl>
     <w:lvl w:ilvl="1" w:tplc="08070003" w:tentative="1">
@@ -816,7 +846,7 @@
         <w:ind w:left="2480" w:hanging="360"/>
       </w:pPr>
       <w:rPr>
-        <w:rFonts w:hint="default" w:ascii="Courier New" w:hAnsi="Courier New" w:cs="Courier New"/>
+        <w:rFonts w:ascii="Courier New" w:hAnsi="Courier New" w:cs="Courier New" w:hint="default"/>
       </w:rPr>
     </w:lvl>
     <w:lvl w:ilvl="2" w:tplc="08070005" w:tentative="1">
@@ -828,7 +858,7 @@
         <w:ind w:left="3200" w:hanging="360"/>
       </w:pPr>
       <w:rPr>
-        <w:rFonts w:hint="default" w:ascii="Wingdings" w:hAnsi="Wingdings"/>
+        <w:rFonts w:ascii="Wingdings" w:hAnsi="Wingdings" w:hint="default"/>
       </w:rPr>
     </w:lvl>
     <w:lvl w:ilvl="3" w:tplc="08070001" w:tentative="1">
@@ -840,7 +870,7 @@
         <w:ind w:left="3920" w:hanging="360"/>
       </w:pPr>
       <w:rPr>
-        <w:rFonts w:hint="default" w:ascii="Symbol" w:hAnsi="Symbol"/>
+        <w:rFonts w:ascii="Symbol" w:hAnsi="Symbol" w:hint="default"/>
       </w:rPr>
     </w:lvl>
     <w:lvl w:ilvl="4" w:tplc="08070003" w:tentative="1">
@@ -852,7 +882,7 @@
         <w:ind w:left="4640" w:hanging="360"/>
       </w:pPr>
       <w:rPr>
-        <w:rFonts w:hint="default" w:ascii="Courier New" w:hAnsi="Courier New" w:cs="Courier New"/>
+        <w:rFonts w:ascii="Courier New" w:hAnsi="Courier New" w:cs="Courier New" w:hint="default"/>
       </w:rPr>
     </w:lvl>
     <w:lvl w:ilvl="5" w:tplc="08070005" w:tentative="1">
@@ -864,7 +894,7 @@
         <w:ind w:left="5360" w:hanging="360"/>
       </w:pPr>
       <w:rPr>
-        <w:rFonts w:hint="default" w:ascii="Wingdings" w:hAnsi="Wingdings"/>
+        <w:rFonts w:ascii="Wingdings" w:hAnsi="Wingdings" w:hint="default"/>
       </w:rPr>
     </w:lvl>
     <w:lvl w:ilvl="6" w:tplc="08070001" w:tentative="1">
@@ -876,7 +906,7 @@
         <w:ind w:left="6080" w:hanging="360"/>
       </w:pPr>
       <w:rPr>
-        <w:rFonts w:hint="default" w:ascii="Symbol" w:hAnsi="Symbol"/>
+        <w:rFonts w:ascii="Symbol" w:hAnsi="Symbol" w:hint="default"/>
       </w:rPr>
     </w:lvl>
     <w:lvl w:ilvl="7" w:tplc="08070003" w:tentative="1">
@@ -888,7 +918,7 @@
         <w:ind w:left="6800" w:hanging="360"/>
       </w:pPr>
       <w:rPr>
-        <w:rFonts w:hint="default" w:ascii="Courier New" w:hAnsi="Courier New" w:cs="Courier New"/>
+        <w:rFonts w:ascii="Courier New" w:hAnsi="Courier New" w:cs="Courier New" w:hint="default"/>
       </w:rPr>
     </w:lvl>
     <w:lvl w:ilvl="8" w:tplc="08070005" w:tentative="1">
@@ -900,7 +930,7 @@
         <w:ind w:left="7520" w:hanging="360"/>
       </w:pPr>
       <w:rPr>
-        <w:rFonts w:hint="default" w:ascii="Wingdings" w:hAnsi="Wingdings"/>
+        <w:rFonts w:ascii="Wingdings" w:hAnsi="Wingdings" w:hint="default"/>
       </w:rPr>
     </w:lvl>
   </w:abstractNum>
@@ -1093,7 +1123,7 @@
         <w:ind w:left="1400" w:hanging="360"/>
       </w:pPr>
       <w:rPr>
-        <w:rFonts w:hint="default" w:ascii="Symbol" w:hAnsi="Symbol"/>
+        <w:rFonts w:ascii="Symbol" w:hAnsi="Symbol" w:hint="default"/>
       </w:rPr>
     </w:lvl>
     <w:lvl w:ilvl="1" w:tplc="08070003" w:tentative="1">
@@ -1105,7 +1135,7 @@
         <w:ind w:left="2120" w:hanging="360"/>
       </w:pPr>
       <w:rPr>
-        <w:rFonts w:hint="default" w:ascii="Courier New" w:hAnsi="Courier New" w:cs="Courier New"/>
+        <w:rFonts w:ascii="Courier New" w:hAnsi="Courier New" w:cs="Courier New" w:hint="default"/>
       </w:rPr>
     </w:lvl>
     <w:lvl w:ilvl="2" w:tplc="08070005" w:tentative="1">
@@ -1117,7 +1147,7 @@
         <w:ind w:left="2840" w:hanging="360"/>
       </w:pPr>
       <w:rPr>
-        <w:rFonts w:hint="default" w:ascii="Wingdings" w:hAnsi="Wingdings"/>
+        <w:rFonts w:ascii="Wingdings" w:hAnsi="Wingdings" w:hint="default"/>
       </w:rPr>
     </w:lvl>
     <w:lvl w:ilvl="3" w:tplc="08070001" w:tentative="1">
@@ -1129,7 +1159,7 @@
         <w:ind w:left="3560" w:hanging="360"/>
       </w:pPr>
       <w:rPr>
-        <w:rFonts w:hint="default" w:ascii="Symbol" w:hAnsi="Symbol"/>
+        <w:rFonts w:ascii="Symbol" w:hAnsi="Symbol" w:hint="default"/>
       </w:rPr>
     </w:lvl>
     <w:lvl w:ilvl="4" w:tplc="08070003" w:tentative="1">
@@ -1141,7 +1171,7 @@
         <w:ind w:left="4280" w:hanging="360"/>
       </w:pPr>
       <w:rPr>
-        <w:rFonts w:hint="default" w:ascii="Courier New" w:hAnsi="Courier New" w:cs="Courier New"/>
+        <w:rFonts w:ascii="Courier New" w:hAnsi="Courier New" w:cs="Courier New" w:hint="default"/>
       </w:rPr>
     </w:lvl>
     <w:lvl w:ilvl="5" w:tplc="08070005" w:tentative="1">
@@ -1153,7 +1183,7 @@
         <w:ind w:left="5000" w:hanging="360"/>
       </w:pPr>
       <w:rPr>
-        <w:rFonts w:hint="default" w:ascii="Wingdings" w:hAnsi="Wingdings"/>
+        <w:rFonts w:ascii="Wingdings" w:hAnsi="Wingdings" w:hint="default"/>
       </w:rPr>
     </w:lvl>
     <w:lvl w:ilvl="6" w:tplc="08070001" w:tentative="1">
@@ -1165,7 +1195,7 @@
         <w:ind w:left="5720" w:hanging="360"/>
       </w:pPr>
       <w:rPr>
-        <w:rFonts w:hint="default" w:ascii="Symbol" w:hAnsi="Symbol"/>
+        <w:rFonts w:ascii="Symbol" w:hAnsi="Symbol" w:hint="default"/>
       </w:rPr>
     </w:lvl>
     <w:lvl w:ilvl="7" w:tplc="08070003" w:tentative="1">
@@ -1177,7 +1207,7 @@
         <w:ind w:left="6440" w:hanging="360"/>
       </w:pPr>
       <w:rPr>
-        <w:rFonts w:hint="default" w:ascii="Courier New" w:hAnsi="Courier New" w:cs="Courier New"/>
+        <w:rFonts w:ascii="Courier New" w:hAnsi="Courier New" w:cs="Courier New" w:hint="default"/>
       </w:rPr>
     </w:lvl>
     <w:lvl w:ilvl="8" w:tplc="08070005" w:tentative="1">
@@ -1189,7 +1219,7 @@
         <w:ind w:left="7160" w:hanging="360"/>
       </w:pPr>
       <w:rPr>
-        <w:rFonts w:hint="default" w:ascii="Wingdings" w:hAnsi="Wingdings"/>
+        <w:rFonts w:ascii="Wingdings" w:hAnsi="Wingdings" w:hint="default"/>
       </w:rPr>
     </w:lvl>
   </w:abstractNum>
@@ -1212,7 +1242,7 @@
         <w:ind w:left="1944" w:hanging="360"/>
       </w:pPr>
       <w:rPr>
-        <w:rFonts w:hint="default" w:ascii="Symbol" w:hAnsi="Symbol"/>
+        <w:rFonts w:ascii="Symbol" w:hAnsi="Symbol" w:hint="default"/>
       </w:rPr>
     </w:lvl>
     <w:lvl w:ilvl="1" w:tplc="08070003" w:tentative="1">
@@ -1224,7 +1254,7 @@
         <w:ind w:left="2664" w:hanging="360"/>
       </w:pPr>
       <w:rPr>
-        <w:rFonts w:hint="default" w:ascii="Courier New" w:hAnsi="Courier New" w:cs="Courier New"/>
+        <w:rFonts w:ascii="Courier New" w:hAnsi="Courier New" w:cs="Courier New" w:hint="default"/>
       </w:rPr>
     </w:lvl>
     <w:lvl w:ilvl="2" w:tplc="08070005" w:tentative="1">
@@ -1236,7 +1266,7 @@
         <w:ind w:left="3384" w:hanging="360"/>
       </w:pPr>
       <w:rPr>
-        <w:rFonts w:hint="default" w:ascii="Wingdings" w:hAnsi="Wingdings"/>
+        <w:rFonts w:ascii="Wingdings" w:hAnsi="Wingdings" w:hint="default"/>
       </w:rPr>
     </w:lvl>
     <w:lvl w:ilvl="3" w:tplc="08070001" w:tentative="1">
@@ -1248,7 +1278,7 @@
         <w:ind w:left="4104" w:hanging="360"/>
       </w:pPr>
       <w:rPr>
-        <w:rFonts w:hint="default" w:ascii="Symbol" w:hAnsi="Symbol"/>
+        <w:rFonts w:ascii="Symbol" w:hAnsi="Symbol" w:hint="default"/>
       </w:rPr>
     </w:lvl>
     <w:lvl w:ilvl="4" w:tplc="08070003" w:tentative="1">
@@ -1260,7 +1290,7 @@
         <w:ind w:left="4824" w:hanging="360"/>
       </w:pPr>
       <w:rPr>
-        <w:rFonts w:hint="default" w:ascii="Courier New" w:hAnsi="Courier New" w:cs="Courier New"/>
+        <w:rFonts w:ascii="Courier New" w:hAnsi="Courier New" w:cs="Courier New" w:hint="default"/>
       </w:rPr>
     </w:lvl>
     <w:lvl w:ilvl="5" w:tplc="08070005" w:tentative="1">
@@ -1272,7 +1302,7 @@
         <w:ind w:left="5544" w:hanging="360"/>
       </w:pPr>
       <w:rPr>
-        <w:rFonts w:hint="default" w:ascii="Wingdings" w:hAnsi="Wingdings"/>
+        <w:rFonts w:ascii="Wingdings" w:hAnsi="Wingdings" w:hint="default"/>
       </w:rPr>
     </w:lvl>
     <w:lvl w:ilvl="6" w:tplc="08070001" w:tentative="1">
@@ -1284,7 +1314,7 @@
         <w:ind w:left="6264" w:hanging="360"/>
       </w:pPr>
       <w:rPr>
-        <w:rFonts w:hint="default" w:ascii="Symbol" w:hAnsi="Symbol"/>
+        <w:rFonts w:ascii="Symbol" w:hAnsi="Symbol" w:hint="default"/>
       </w:rPr>
     </w:lvl>
     <w:lvl w:ilvl="7" w:tplc="08070003" w:tentative="1">
@@ -1296,7 +1326,7 @@
         <w:ind w:left="6984" w:hanging="360"/>
       </w:pPr>
       <w:rPr>
-        <w:rFonts w:hint="default" w:ascii="Courier New" w:hAnsi="Courier New" w:cs="Courier New"/>
+        <w:rFonts w:ascii="Courier New" w:hAnsi="Courier New" w:cs="Courier New" w:hint="default"/>
       </w:rPr>
     </w:lvl>
     <w:lvl w:ilvl="8" w:tplc="08070005" w:tentative="1">
@@ -1308,7 +1338,7 @@
         <w:ind w:left="7704" w:hanging="360"/>
       </w:pPr>
       <w:rPr>
-        <w:rFonts w:hint="default" w:ascii="Wingdings" w:hAnsi="Wingdings"/>
+        <w:rFonts w:ascii="Wingdings" w:hAnsi="Wingdings" w:hint="default"/>
       </w:rPr>
     </w:lvl>
   </w:abstractNum>
@@ -1417,7 +1447,7 @@
         <w:ind w:left="1400" w:hanging="360"/>
       </w:pPr>
       <w:rPr>
-        <w:rFonts w:hint="default" w:ascii="Symbol" w:hAnsi="Symbol"/>
+        <w:rFonts w:ascii="Symbol" w:hAnsi="Symbol" w:hint="default"/>
       </w:rPr>
     </w:lvl>
     <w:lvl w:ilvl="1" w:tplc="08070003" w:tentative="1">
@@ -1429,7 +1459,7 @@
         <w:ind w:left="2120" w:hanging="360"/>
       </w:pPr>
       <w:rPr>
-        <w:rFonts w:hint="default" w:ascii="Courier New" w:hAnsi="Courier New" w:cs="Courier New"/>
+        <w:rFonts w:ascii="Courier New" w:hAnsi="Courier New" w:cs="Courier New" w:hint="default"/>
       </w:rPr>
     </w:lvl>
     <w:lvl w:ilvl="2" w:tplc="08070005" w:tentative="1">
@@ -1441,7 +1471,7 @@
         <w:ind w:left="2840" w:hanging="360"/>
       </w:pPr>
       <w:rPr>
-        <w:rFonts w:hint="default" w:ascii="Wingdings" w:hAnsi="Wingdings"/>
+        <w:rFonts w:ascii="Wingdings" w:hAnsi="Wingdings" w:hint="default"/>
       </w:rPr>
     </w:lvl>
     <w:lvl w:ilvl="3" w:tplc="08070001" w:tentative="1">
@@ -1453,7 +1483,7 @@
         <w:ind w:left="3560" w:hanging="360"/>
       </w:pPr>
       <w:rPr>
-        <w:rFonts w:hint="default" w:ascii="Symbol" w:hAnsi="Symbol"/>
+        <w:rFonts w:ascii="Symbol" w:hAnsi="Symbol" w:hint="default"/>
       </w:rPr>
     </w:lvl>
     <w:lvl w:ilvl="4" w:tplc="08070003" w:tentative="1">
@@ -1465,7 +1495,7 @@
         <w:ind w:left="4280" w:hanging="360"/>
       </w:pPr>
       <w:rPr>
-        <w:rFonts w:hint="default" w:ascii="Courier New" w:hAnsi="Courier New" w:cs="Courier New"/>
+        <w:rFonts w:ascii="Courier New" w:hAnsi="Courier New" w:cs="Courier New" w:hint="default"/>
       </w:rPr>
     </w:lvl>
     <w:lvl w:ilvl="5" w:tplc="08070005" w:tentative="1">
@@ -1477,7 +1507,7 @@
         <w:ind w:left="5000" w:hanging="360"/>
       </w:pPr>
       <w:rPr>
-        <w:rFonts w:hint="default" w:ascii="Wingdings" w:hAnsi="Wingdings"/>
+        <w:rFonts w:ascii="Wingdings" w:hAnsi="Wingdings" w:hint="default"/>
       </w:rPr>
     </w:lvl>
     <w:lvl w:ilvl="6" w:tplc="08070001" w:tentative="1">
@@ -1489,7 +1519,7 @@
         <w:ind w:left="5720" w:hanging="360"/>
       </w:pPr>
       <w:rPr>
-        <w:rFonts w:hint="default" w:ascii="Symbol" w:hAnsi="Symbol"/>
+        <w:rFonts w:ascii="Symbol" w:hAnsi="Symbol" w:hint="default"/>
       </w:rPr>
     </w:lvl>
     <w:lvl w:ilvl="7" w:tplc="08070003" w:tentative="1">
@@ -1501,7 +1531,7 @@
         <w:ind w:left="6440" w:hanging="360"/>
       </w:pPr>
       <w:rPr>
-        <w:rFonts w:hint="default" w:ascii="Courier New" w:hAnsi="Courier New" w:cs="Courier New"/>
+        <w:rFonts w:ascii="Courier New" w:hAnsi="Courier New" w:cs="Courier New" w:hint="default"/>
       </w:rPr>
     </w:lvl>
     <w:lvl w:ilvl="8" w:tplc="08070005" w:tentative="1">
@@ -1513,7 +1543,7 @@
         <w:ind w:left="7160" w:hanging="360"/>
       </w:pPr>
       <w:rPr>
-        <w:rFonts w:hint="default" w:ascii="Wingdings" w:hAnsi="Wingdings"/>
+        <w:rFonts w:ascii="Wingdings" w:hAnsi="Wingdings" w:hint="default"/>
       </w:rPr>
     </w:lvl>
   </w:abstractNum>
@@ -1671,11 +1701,11 @@
 </file>
 
 <file path=word/styles.xml><?xml version="1.0" encoding="utf-8"?>
-<w:styles xmlns:wp14="http://schemas.microsoft.com/office/word/2010/wordprocessingDrawing" xmlns:mc="http://schemas.openxmlformats.org/markup-compatibility/2006" xmlns:r="http://schemas.openxmlformats.org/officeDocument/2006/relationships" xmlns:w="http://schemas.openxmlformats.org/wordprocessingml/2006/main" xmlns:w14="http://schemas.microsoft.com/office/word/2010/wordml" xmlns:w15="http://schemas.microsoft.com/office/word/2012/wordml" xmlns:w16cex="http://schemas.microsoft.com/office/word/2018/wordml/cex" xmlns:w16cid="http://schemas.microsoft.com/office/word/2016/wordml/cid" xmlns:w16="http://schemas.microsoft.com/office/word/2018/wordml" xmlns:w16du="http://schemas.microsoft.com/office/word/2023/wordml/word16du" xmlns:w16sdtdh="http://schemas.microsoft.com/office/word/2020/wordml/sdtdatahash" xmlns:w16sdtfl="http://schemas.microsoft.com/office/word/2024/wordml/sdtformatlock" xmlns:w16se="http://schemas.microsoft.com/office/word/2015/wordml/symex" mc:Ignorable="w14 w15 w16se w16cid w16 w16cex w16sdtdh w16sdtfl w16du wp14">
+<w:styles xmlns:mc="http://schemas.openxmlformats.org/markup-compatibility/2006" xmlns:r="http://schemas.openxmlformats.org/officeDocument/2006/relationships" xmlns:w="http://schemas.openxmlformats.org/wordprocessingml/2006/main" xmlns:w14="http://schemas.microsoft.com/office/word/2010/wordml" xmlns:w15="http://schemas.microsoft.com/office/word/2012/wordml" xmlns:w16cex="http://schemas.microsoft.com/office/word/2018/wordml/cex" xmlns:w16cid="http://schemas.microsoft.com/office/word/2016/wordml/cid" xmlns:w16="http://schemas.microsoft.com/office/word/2018/wordml" xmlns:w16du="http://schemas.microsoft.com/office/word/2023/wordml/word16du" xmlns:w16sdtdh="http://schemas.microsoft.com/office/word/2020/wordml/sdtdatahash" xmlns:w16sdtfl="http://schemas.microsoft.com/office/word/2024/wordml/sdtformatlock" xmlns:w16se="http://schemas.microsoft.com/office/word/2015/wordml/symex" mc:Ignorable="w14 w15 w16se w16cid w16 w16cex w16sdtdh w16sdtfl w16du">
   <w:docDefaults>
     <w:rPrDefault>
       <w:rPr>
-        <w:rFonts w:asciiTheme="minorHAnsi" w:hAnsiTheme="minorHAnsi" w:eastAsiaTheme="minorHAnsi" w:cstheme="minorBidi"/>
+        <w:rFonts w:asciiTheme="minorHAnsi" w:eastAsiaTheme="minorHAnsi" w:hAnsiTheme="minorHAnsi" w:cstheme="minorBidi"/>
         <w:kern w:val="2"/>
         <w:sz w:val="22"/>
         <w:szCs w:val="22"/>
@@ -1688,14 +1718,14 @@
   <w:latentStyles w:defLockedState="0" w:defUIPriority="99" w:defSemiHidden="0" w:defUnhideWhenUsed="0" w:defQFormat="0" w:count="376">
     <w:lsdException w:name="Normal" w:uiPriority="0" w:qFormat="1"/>
     <w:lsdException w:name="heading 1" w:uiPriority="9" w:qFormat="1"/>
-    <w:lsdException w:name="heading 2" w:uiPriority="9" w:semiHidden="1" w:unhideWhenUsed="1" w:qFormat="1"/>
-    <w:lsdException w:name="heading 3" w:uiPriority="9" w:semiHidden="1" w:unhideWhenUsed="1" w:qFormat="1"/>
-    <w:lsdException w:name="heading 4" w:uiPriority="9" w:semiHidden="1" w:unhideWhenUsed="1" w:qFormat="1"/>
-    <w:lsdException w:name="heading 5" w:uiPriority="9" w:semiHidden="1" w:unhideWhenUsed="1" w:qFormat="1"/>
-    <w:lsdException w:name="heading 6" w:uiPriority="9" w:semiHidden="1" w:unhideWhenUsed="1" w:qFormat="1"/>
-    <w:lsdException w:name="heading 7" w:uiPriority="9" w:semiHidden="1" w:unhideWhenUsed="1" w:qFormat="1"/>
-    <w:lsdException w:name="heading 8" w:uiPriority="9" w:semiHidden="1" w:unhideWhenUsed="1" w:qFormat="1"/>
-    <w:lsdException w:name="heading 9" w:uiPriority="9" w:semiHidden="1" w:unhideWhenUsed="1" w:qFormat="1"/>
+    <w:lsdException w:name="heading 2" w:semiHidden="1" w:uiPriority="9" w:unhideWhenUsed="1" w:qFormat="1"/>
+    <w:lsdException w:name="heading 3" w:semiHidden="1" w:uiPriority="9" w:unhideWhenUsed="1" w:qFormat="1"/>
+    <w:lsdException w:name="heading 4" w:semiHidden="1" w:uiPriority="9" w:unhideWhenUsed="1" w:qFormat="1"/>
+    <w:lsdException w:name="heading 5" w:semiHidden="1" w:uiPriority="9" w:unhideWhenUsed="1" w:qFormat="1"/>
+    <w:lsdException w:name="heading 6" w:semiHidden="1" w:uiPriority="9" w:unhideWhenUsed="1" w:qFormat="1"/>
+    <w:lsdException w:name="heading 7" w:semiHidden="1" w:uiPriority="9" w:unhideWhenUsed="1" w:qFormat="1"/>
+    <w:lsdException w:name="heading 8" w:semiHidden="1" w:uiPriority="9" w:unhideWhenUsed="1" w:qFormat="1"/>
+    <w:lsdException w:name="heading 9" w:semiHidden="1" w:uiPriority="9" w:unhideWhenUsed="1" w:qFormat="1"/>
     <w:lsdException w:name="index 1" w:semiHidden="1" w:unhideWhenUsed="1"/>
     <w:lsdException w:name="index 2" w:semiHidden="1" w:unhideWhenUsed="1"/>
     <w:lsdException w:name="index 3" w:semiHidden="1" w:unhideWhenUsed="1"/>
@@ -1705,22 +1735,22 @@
     <w:lsdException w:name="index 7" w:semiHidden="1" w:unhideWhenUsed="1"/>
     <w:lsdException w:name="index 8" w:semiHidden="1" w:unhideWhenUsed="1"/>
     <w:lsdException w:name="index 9" w:semiHidden="1" w:unhideWhenUsed="1"/>
-    <w:lsdException w:name="toc 1" w:uiPriority="39" w:semiHidden="1" w:unhideWhenUsed="1"/>
-    <w:lsdException w:name="toc 2" w:uiPriority="39" w:semiHidden="1" w:unhideWhenUsed="1"/>
-    <w:lsdException w:name="toc 3" w:uiPriority="39" w:semiHidden="1" w:unhideWhenUsed="1"/>
-    <w:lsdException w:name="toc 4" w:uiPriority="39" w:semiHidden="1" w:unhideWhenUsed="1"/>
-    <w:lsdException w:name="toc 5" w:uiPriority="39" w:semiHidden="1" w:unhideWhenUsed="1"/>
-    <w:lsdException w:name="toc 6" w:uiPriority="39" w:semiHidden="1" w:unhideWhenUsed="1"/>
-    <w:lsdException w:name="toc 7" w:uiPriority="39" w:semiHidden="1" w:unhideWhenUsed="1"/>
-    <w:lsdException w:name="toc 8" w:uiPriority="39" w:semiHidden="1" w:unhideWhenUsed="1"/>
-    <w:lsdException w:name="toc 9" w:uiPriority="39" w:semiHidden="1" w:unhideWhenUsed="1"/>
+    <w:lsdException w:name="toc 1" w:semiHidden="1" w:uiPriority="39" w:unhideWhenUsed="1"/>
+    <w:lsdException w:name="toc 2" w:semiHidden="1" w:uiPriority="39" w:unhideWhenUsed="1"/>
+    <w:lsdException w:name="toc 3" w:semiHidden="1" w:uiPriority="39" w:unhideWhenUsed="1"/>
+    <w:lsdException w:name="toc 4" w:semiHidden="1" w:uiPriority="39" w:unhideWhenUsed="1"/>
+    <w:lsdException w:name="toc 5" w:semiHidden="1" w:uiPriority="39" w:unhideWhenUsed="1"/>
+    <w:lsdException w:name="toc 6" w:semiHidden="1" w:uiPriority="39" w:unhideWhenUsed="1"/>
+    <w:lsdException w:name="toc 7" w:semiHidden="1" w:uiPriority="39" w:unhideWhenUsed="1"/>
+    <w:lsdException w:name="toc 8" w:semiHidden="1" w:uiPriority="39" w:unhideWhenUsed="1"/>
+    <w:lsdException w:name="toc 9" w:semiHidden="1" w:uiPriority="39" w:unhideWhenUsed="1"/>
     <w:lsdException w:name="Normal Indent" w:semiHidden="1" w:unhideWhenUsed="1"/>
     <w:lsdException w:name="footnote text" w:semiHidden="1" w:unhideWhenUsed="1"/>
     <w:lsdException w:name="annotation text" w:semiHidden="1" w:unhideWhenUsed="1"/>
     <w:lsdException w:name="header" w:semiHidden="1" w:unhideWhenUsed="1"/>
     <w:lsdException w:name="footer" w:semiHidden="1" w:unhideWhenUsed="1"/>
     <w:lsdException w:name="index heading" w:semiHidden="1" w:unhideWhenUsed="1"/>
-    <w:lsdException w:name="caption" w:uiPriority="35" w:semiHidden="1" w:unhideWhenUsed="1" w:qFormat="1"/>
+    <w:lsdException w:name="caption" w:semiHidden="1" w:uiPriority="35" w:unhideWhenUsed="1" w:qFormat="1"/>
     <w:lsdException w:name="table of figures" w:semiHidden="1" w:unhideWhenUsed="1"/>
     <w:lsdException w:name="envelope address" w:semiHidden="1" w:unhideWhenUsed="1"/>
     <w:lsdException w:name="envelope return" w:semiHidden="1" w:unhideWhenUsed="1"/>
@@ -1751,7 +1781,7 @@
     <w:lsdException w:name="Title" w:uiPriority="10" w:qFormat="1"/>
     <w:lsdException w:name="Closing" w:semiHidden="1" w:unhideWhenUsed="1"/>
     <w:lsdException w:name="Signature" w:semiHidden="1" w:unhideWhenUsed="1"/>
-    <w:lsdException w:name="Default Paragraph Font" w:uiPriority="1" w:semiHidden="1" w:unhideWhenUsed="1"/>
+    <w:lsdException w:name="Default Paragraph Font" w:semiHidden="1" w:uiPriority="1" w:unhideWhenUsed="1"/>
     <w:lsdException w:name="Body Text" w:semiHidden="1" w:unhideWhenUsed="1"/>
     <w:lsdException w:name="Body Text Indent" w:semiHidden="1" w:unhideWhenUsed="1"/>
     <w:lsdException w:name="List Continue" w:semiHidden="1" w:unhideWhenUsed="1"/>
@@ -1951,8 +1981,8 @@
     <w:lsdException w:name="Subtle Reference" w:uiPriority="31" w:qFormat="1"/>
     <w:lsdException w:name="Intense Reference" w:uiPriority="32" w:qFormat="1"/>
     <w:lsdException w:name="Book Title" w:uiPriority="33" w:qFormat="1"/>
-    <w:lsdException w:name="Bibliography" w:uiPriority="37" w:semiHidden="1" w:unhideWhenUsed="1"/>
-    <w:lsdException w:name="TOC Heading" w:uiPriority="39" w:semiHidden="1" w:unhideWhenUsed="1" w:qFormat="1"/>
+    <w:lsdException w:name="Bibliography" w:semiHidden="1" w:uiPriority="37" w:unhideWhenUsed="1"/>
+    <w:lsdException w:name="TOC Heading" w:semiHidden="1" w:uiPriority="39" w:unhideWhenUsed="1" w:qFormat="1"/>
     <w:lsdException w:name="Plain Table 1" w:uiPriority="41"/>
     <w:lsdException w:name="Plain Table 2" w:uiPriority="42"/>
     <w:lsdException w:name="Plain Table 3" w:uiPriority="43"/>
@@ -2063,7 +2093,7 @@
     <w:lsdException w:name="Unresolved Mention" w:semiHidden="1" w:unhideWhenUsed="1"/>
     <w:lsdException w:name="Smart Link" w:semiHidden="1" w:unhideWhenUsed="1"/>
   </w:latentStyles>
-  <w:style w:type="paragraph" w:styleId="Standard" w:default="1">
+  <w:style w:type="paragraph" w:default="1" w:styleId="Standard">
     <w:name w:val="Normal"/>
     <w:uiPriority w:val="8"/>
     <w:qFormat/>
@@ -2148,18 +2178,19 @@
       <w:outlineLvl w:val="2"/>
     </w:pPr>
     <w:rPr>
-      <w:rFonts w:asciiTheme="majorHAnsi" w:hAnsiTheme="majorHAnsi" w:eastAsiaTheme="majorEastAsia" w:cstheme="majorBidi"/>
+      <w:rFonts w:asciiTheme="majorHAnsi" w:eastAsiaTheme="majorEastAsia" w:hAnsiTheme="majorHAnsi" w:cstheme="majorBidi"/>
       <w:color w:val="1F3763" w:themeColor="accent1" w:themeShade="7F"/>
       <w:sz w:val="24"/>
       <w:szCs w:val="24"/>
     </w:rPr>
   </w:style>
-  <w:style w:type="character" w:styleId="Absatz-Standardschriftart" w:default="1">
+  <w:style w:type="character" w:default="1" w:styleId="Absatz-Standardschriftart">
     <w:name w:val="Default Paragraph Font"/>
     <w:uiPriority w:val="1"/>
+    <w:semiHidden/>
     <w:unhideWhenUsed/>
   </w:style>
-  <w:style w:type="table" w:styleId="NormaleTabelle" w:default="1">
+  <w:style w:type="table" w:default="1" w:styleId="NormaleTabelle">
     <w:name w:val="Normal Table"/>
     <w:uiPriority w:val="99"/>
     <w:semiHidden/>
@@ -2174,7 +2205,7 @@
       </w:tblCellMar>
     </w:tblPr>
   </w:style>
-  <w:style w:type="numbering" w:styleId="KeineListe" w:default="1">
+  <w:style w:type="numbering" w:default="1" w:styleId="KeineListe">
     <w:name w:val="No List"/>
     <w:uiPriority w:val="99"/>
     <w:semiHidden/>
@@ -2210,7 +2241,7 @@
       <w14:ligatures w14:val="none"/>
     </w:rPr>
   </w:style>
-  <w:style w:type="character" w:styleId="TitelZchn" w:customStyle="1">
+  <w:style w:type="character" w:customStyle="1" w:styleId="TitelZchn">
     <w:name w:val="Titel Zchn"/>
     <w:aliases w:val="Dokumentetitel Zchn"/>
     <w:basedOn w:val="Absatz-Standardschriftart"/>
@@ -2218,7 +2249,7 @@
     <w:uiPriority w:val="8"/>
     <w:rsid w:val="008B011B"/>
     <w:rPr>
-      <w:rFonts w:ascii="Arial" w:hAnsi="Arial" w:eastAsiaTheme="majorEastAsia" w:cstheme="majorBidi"/>
+      <w:rFonts w:ascii="Arial" w:eastAsiaTheme="majorEastAsia" w:hAnsi="Arial" w:cstheme="majorBidi"/>
       <w:b/>
       <w:spacing w:val="-10"/>
       <w:kern w:val="28"/>
@@ -2242,7 +2273,7 @@
         <w:ilvl w:val="1"/>
       </w:numPr>
       <w:pBdr>
-        <w:bottom w:val="single" w:color="113766" w:sz="12" w:space="1"/>
+        <w:bottom w:val="single" w:sz="12" w:space="1" w:color="113766"/>
       </w:pBdr>
       <w:spacing w:before="120" w:after="160" w:line="288" w:lineRule="auto"/>
       <w:jc w:val="center"/>
@@ -2255,7 +2286,7 @@
       <w14:ligatures w14:val="none"/>
     </w:rPr>
   </w:style>
-  <w:style w:type="character" w:styleId="UntertitelZchn" w:customStyle="1">
+  <w:style w:type="character" w:customStyle="1" w:styleId="UntertitelZchn">
     <w:name w:val="Untertitel Zchn"/>
     <w:aliases w:val="Ressort Zchn"/>
     <w:basedOn w:val="Absatz-Standardschriftart"/>
@@ -2263,14 +2294,14 @@
     <w:uiPriority w:val="11"/>
     <w:rsid w:val="00F43543"/>
     <w:rPr>
-      <w:rFonts w:ascii="Arial" w:hAnsi="Arial" w:cs="Arial" w:eastAsiaTheme="minorEastAsia"/>
+      <w:rFonts w:ascii="Arial" w:eastAsiaTheme="minorEastAsia" w:hAnsi="Arial" w:cs="Arial"/>
       <w:color w:val="000000" w:themeColor="text1"/>
       <w:spacing w:val="15"/>
       <w:kern w:val="0"/>
       <w14:ligatures w14:val="none"/>
     </w:rPr>
   </w:style>
-  <w:style w:type="paragraph" w:styleId="berschriftAbstzeSchmalmitBalcken" w:customStyle="1">
+  <w:style w:type="paragraph" w:customStyle="1" w:styleId="berschriftAbstzeSchmalmitBalcken">
     <w:name w:val="Überschrift_Absätze_Schmal_mit_Balcken"/>
     <w:basedOn w:val="Titel"/>
     <w:link w:val="berschriftAbstzeSchmalmitBalckenZchn"/>
@@ -2293,14 +2324,14 @@
       <w:szCs w:val="30"/>
     </w:rPr>
   </w:style>
-  <w:style w:type="character" w:styleId="berschriftAbstzeSchmalmitBalckenZchn" w:customStyle="1">
+  <w:style w:type="character" w:customStyle="1" w:styleId="berschriftAbstzeSchmalmitBalckenZchn">
     <w:name w:val="Überschrift_Absätze_Schmal_mit_Balcken Zchn"/>
     <w:basedOn w:val="TitelZchn"/>
     <w:link w:val="berschriftAbstzeSchmalmitBalcken"/>
     <w:uiPriority w:val="6"/>
     <w:rsid w:val="008B011B"/>
     <w:rPr>
-      <w:rFonts w:ascii="Arial" w:hAnsi="Arial" w:eastAsiaTheme="majorEastAsia" w:cstheme="minorHAnsi"/>
+      <w:rFonts w:ascii="Arial" w:eastAsiaTheme="majorEastAsia" w:hAnsi="Arial" w:cstheme="minorHAnsi"/>
       <w:b/>
       <w:spacing w:val="-10"/>
       <w:kern w:val="28"/>
@@ -2310,14 +2341,14 @@
       <w14:ligatures w14:val="none"/>
     </w:rPr>
   </w:style>
-  <w:style w:type="character" w:styleId="berschrift1Zchn" w:customStyle="1">
+  <w:style w:type="character" w:customStyle="1" w:styleId="berschrift1Zchn">
     <w:name w:val="Überschrift 1 Zchn"/>
     <w:aliases w:val="1. Überschrift Zchn"/>
     <w:basedOn w:val="Absatz-Standardschriftart"/>
     <w:link w:val="berschrift1"/>
     <w:rsid w:val="008B011B"/>
     <w:rPr>
-      <w:rFonts w:ascii="Arial" w:hAnsi="Arial" w:eastAsiaTheme="majorEastAsia" w:cstheme="majorBidi"/>
+      <w:rFonts w:ascii="Arial" w:eastAsiaTheme="majorEastAsia" w:hAnsi="Arial" w:cstheme="majorBidi"/>
       <w:color w:val="000000" w:themeColor="text1"/>
       <w:kern w:val="0"/>
       <w:sz w:val="28"/>
@@ -2325,7 +2356,7 @@
       <w14:ligatures w14:val="none"/>
     </w:rPr>
   </w:style>
-  <w:style w:type="character" w:styleId="berschrift2Zchn" w:customStyle="1">
+  <w:style w:type="character" w:customStyle="1" w:styleId="berschrift2Zchn">
     <w:name w:val="Überschrift 2 Zchn"/>
     <w:aliases w:val="2. Überschrift Zchn"/>
     <w:basedOn w:val="Absatz-Standardschriftart"/>
@@ -2333,7 +2364,7 @@
     <w:uiPriority w:val="1"/>
     <w:rsid w:val="003D6372"/>
     <w:rPr>
-      <w:rFonts w:ascii="Arial" w:hAnsi="Arial" w:eastAsiaTheme="majorEastAsia" w:cstheme="majorBidi"/>
+      <w:rFonts w:ascii="Arial" w:eastAsiaTheme="majorEastAsia" w:hAnsi="Arial" w:cstheme="majorBidi"/>
       <w:color w:val="000000" w:themeColor="text1"/>
       <w:kern w:val="0"/>
       <w:sz w:val="26"/>
@@ -2354,7 +2385,7 @@
       </w:numPr>
     </w:pPr>
   </w:style>
-  <w:style w:type="paragraph" w:styleId="3berschrift" w:customStyle="1">
+  <w:style w:type="paragraph" w:customStyle="1" w:styleId="3berschrift">
     <w:name w:val="3. Überschrift"/>
     <w:basedOn w:val="berschrift3"/>
     <w:link w:val="3berschriftZchn"/>
@@ -2379,7 +2410,7 @@
       <w14:ligatures w14:val="none"/>
     </w:rPr>
   </w:style>
-  <w:style w:type="paragraph" w:styleId="1EbeneStandarttext" w:customStyle="1">
+  <w:style w:type="paragraph" w:customStyle="1" w:styleId="1EbeneStandarttext">
     <w:name w:val="1. Ebene Standarttext"/>
     <w:basedOn w:val="Standard"/>
     <w:link w:val="1EbeneStandarttextZchn"/>
@@ -2392,14 +2423,14 @@
       <w:u w:val="single"/>
     </w:rPr>
   </w:style>
-  <w:style w:type="character" w:styleId="3berschriftZchn" w:customStyle="1">
+  <w:style w:type="character" w:customStyle="1" w:styleId="3berschriftZchn">
     <w:name w:val="3. Überschrift Zchn"/>
     <w:basedOn w:val="berschrift2Zchn"/>
     <w:link w:val="3berschrift"/>
     <w:uiPriority w:val="2"/>
     <w:rsid w:val="00B82335"/>
     <w:rPr>
-      <w:rFonts w:ascii="Arial" w:hAnsi="Arial" w:eastAsiaTheme="majorEastAsia" w:cstheme="majorBidi"/>
+      <w:rFonts w:ascii="Arial" w:eastAsiaTheme="majorEastAsia" w:hAnsi="Arial" w:cstheme="majorBidi"/>
       <w:color w:val="000000" w:themeColor="text1"/>
       <w:kern w:val="0"/>
       <w:sz w:val="26"/>
@@ -2407,7 +2438,7 @@
       <w14:ligatures w14:val="none"/>
     </w:rPr>
   </w:style>
-  <w:style w:type="paragraph" w:styleId="2EbeneStandardtext" w:customStyle="1">
+  <w:style w:type="paragraph" w:customStyle="1" w:styleId="2EbeneStandardtext">
     <w:name w:val="2. Ebene Standardtext"/>
     <w:basedOn w:val="Standard"/>
     <w:link w:val="2EbeneStandardtextZchn"/>
@@ -2421,7 +2452,7 @@
       <w:jc w:val="both"/>
     </w:pPr>
   </w:style>
-  <w:style w:type="character" w:styleId="1EbeneStandarttextZchn" w:customStyle="1">
+  <w:style w:type="character" w:customStyle="1" w:styleId="1EbeneStandarttextZchn">
     <w:name w:val="1. Ebene Standarttext Zchn"/>
     <w:basedOn w:val="Absatz-Standardschriftart"/>
     <w:link w:val="1EbeneStandarttext"/>
@@ -2433,7 +2464,7 @@
       <w:u w:val="single"/>
     </w:rPr>
   </w:style>
-  <w:style w:type="paragraph" w:styleId="3EbeneStandardtext" w:customStyle="1">
+  <w:style w:type="paragraph" w:customStyle="1" w:styleId="3EbeneStandardtext">
     <w:name w:val="3. Ebene Standardtext"/>
     <w:basedOn w:val="Standard"/>
     <w:link w:val="3EbeneStandardtextZchn"/>
@@ -2447,7 +2478,7 @@
       <w:jc w:val="both"/>
     </w:pPr>
   </w:style>
-  <w:style w:type="character" w:styleId="2EbeneStandardtextZchn" w:customStyle="1">
+  <w:style w:type="character" w:customStyle="1" w:styleId="2EbeneStandardtextZchn">
     <w:name w:val="2. Ebene Standardtext Zchn"/>
     <w:basedOn w:val="Absatz-Standardschriftart"/>
     <w:link w:val="2EbeneStandardtext"/>
@@ -2471,14 +2502,14 @@
       </w:tabs>
     </w:pPr>
   </w:style>
-  <w:style w:type="character" w:styleId="3EbeneStandardtextZchn" w:customStyle="1">
+  <w:style w:type="character" w:customStyle="1" w:styleId="3EbeneStandardtextZchn">
     <w:name w:val="3. Ebene Standardtext Zchn"/>
     <w:basedOn w:val="3berschriftZchn"/>
     <w:link w:val="3EbeneStandardtext"/>
     <w:uiPriority w:val="5"/>
     <w:rsid w:val="00583BFF"/>
     <w:rPr>
-      <w:rFonts w:ascii="Arial" w:hAnsi="Arial" w:cs="Arial" w:eastAsiaTheme="majorEastAsia"/>
+      <w:rFonts w:ascii="Arial" w:eastAsiaTheme="majorEastAsia" w:hAnsi="Arial" w:cs="Arial"/>
       <w:color w:val="000000" w:themeColor="text1"/>
       <w:kern w:val="0"/>
       <w:sz w:val="26"/>
@@ -2486,7 +2517,7 @@
       <w14:ligatures w14:val="none"/>
     </w:rPr>
   </w:style>
-  <w:style w:type="character" w:styleId="KopfzeileZchn" w:customStyle="1">
+  <w:style w:type="character" w:customStyle="1" w:styleId="KopfzeileZchn">
     <w:name w:val="Kopfzeile Zchn"/>
     <w:basedOn w:val="Absatz-Standardschriftart"/>
     <w:link w:val="Kopfzeile"/>
@@ -2510,7 +2541,7 @@
       </w:tabs>
     </w:pPr>
   </w:style>
-  <w:style w:type="character" w:styleId="FuzeileZchn" w:customStyle="1">
+  <w:style w:type="character" w:customStyle="1" w:styleId="FuzeileZchn">
     <w:name w:val="Fußzeile Zchn"/>
     <w:basedOn w:val="Absatz-Standardschriftart"/>
     <w:link w:val="Fuzeile"/>
@@ -2543,7 +2574,7 @@
       <w14:ligatures w14:val="none"/>
     </w:rPr>
   </w:style>
-  <w:style w:type="character" w:styleId="ZitatZchn" w:customStyle="1">
+  <w:style w:type="character" w:customStyle="1" w:styleId="ZitatZchn">
     <w:name w:val="Zitat Zchn"/>
     <w:basedOn w:val="Absatz-Standardschriftart"/>
     <w:link w:val="Zitat"/>
@@ -2639,7 +2670,7 @@
       <w:rFonts w:ascii="Arial" w:hAnsi="Arial" w:cs="Arial"/>
     </w:rPr>
   </w:style>
-  <w:style w:type="character" w:styleId="berschrift3Zchn" w:customStyle="1">
+  <w:style w:type="character" w:customStyle="1" w:styleId="berschrift3Zchn">
     <w:name w:val="Überschrift 3 Zchn"/>
     <w:basedOn w:val="Absatz-Standardschriftart"/>
     <w:link w:val="berschrift3"/>
@@ -2647,7 +2678,7 @@
     <w:semiHidden/>
     <w:rsid w:val="00B82335"/>
     <w:rPr>
-      <w:rFonts w:asciiTheme="majorHAnsi" w:hAnsiTheme="majorHAnsi" w:eastAsiaTheme="majorEastAsia" w:cstheme="majorBidi"/>
+      <w:rFonts w:asciiTheme="majorHAnsi" w:eastAsiaTheme="majorEastAsia" w:hAnsiTheme="majorHAnsi" w:cstheme="majorBidi"/>
       <w:color w:val="1F3763" w:themeColor="accent1" w:themeShade="7F"/>
       <w:sz w:val="24"/>
       <w:szCs w:val="24"/>
@@ -2687,12 +2718,12 @@
     </w:rPr>
     <w:tblPr>
       <w:tblBorders>
-        <w:top w:val="single" w:color="auto" w:sz="4" w:space="0"/>
-        <w:left w:val="single" w:color="auto" w:sz="4" w:space="0"/>
-        <w:bottom w:val="single" w:color="auto" w:sz="4" w:space="0"/>
-        <w:right w:val="single" w:color="auto" w:sz="4" w:space="0"/>
-        <w:insideH w:val="single" w:color="auto" w:sz="4" w:space="0"/>
-        <w:insideV w:val="single" w:color="auto" w:sz="4" w:space="0"/>
+        <w:top w:val="single" w:sz="4" w:space="0" w:color="auto"/>
+        <w:left w:val="single" w:sz="4" w:space="0" w:color="auto"/>
+        <w:bottom w:val="single" w:sz="4" w:space="0" w:color="auto"/>
+        <w:right w:val="single" w:sz="4" w:space="0" w:color="auto"/>
+        <w:insideH w:val="single" w:sz="4" w:space="0" w:color="auto"/>
+        <w:insideV w:val="single" w:sz="4" w:space="0" w:color="auto"/>
       </w:tblBorders>
     </w:tblPr>
   </w:style>
@@ -2700,7 +2731,7 @@
 </file>
 
 <file path=word/theme/theme1.xml><?xml version="1.0" encoding="utf-8"?>
-<a:theme xmlns:a="http://schemas.openxmlformats.org/drawingml/2006/main" xmlns:thm15="http://schemas.microsoft.com/office/thememl/2012/main" name="Office">
+<a:theme xmlns:a="http://schemas.openxmlformats.org/drawingml/2006/main" name="Office">
   <a:themeElements>
     <a:clrScheme name="Office">
       <a:dk1>
@@ -2995,15 +3026,6 @@
 </file>
 
 <file path=customXml/item1.xml><?xml version="1.0" encoding="utf-8"?>
-<?mso-contentType ?>
-<FormTemplates xmlns="http://schemas.microsoft.com/sharepoint/v3/contenttype/forms">
-  <Display>DocumentLibraryForm</Display>
-  <Edit>DocumentLibraryForm</Edit>
-  <New>DocumentLibraryForm</New>
-</FormTemplates>
-</file>
-
-<file path=customXml/item2.xml><?xml version="1.0" encoding="utf-8"?>
 <ct:contentTypeSchema xmlns:ct="http://schemas.microsoft.com/office/2006/metadata/contentType" xmlns:ma="http://schemas.microsoft.com/office/2006/metadata/properties/metaAttributes" ct:_="" ma:_="" ma:contentTypeName="Dokument" ma:contentTypeID="0x0101003C1ED6C60989E140868B48E2B7533860" ma:contentTypeVersion="17" ma:contentTypeDescription="Ein neues Dokument erstellen." ma:contentTypeScope="" ma:versionID="e2574d334e6f0af8b6a3418ce9820d23">
   <xsd:schema xmlns:xsd="http://www.w3.org/2001/XMLSchema" xmlns:xs="http://www.w3.org/2001/XMLSchema" xmlns:p="http://schemas.microsoft.com/office/2006/metadata/properties" xmlns:ns2="34fcaa06-6106-429f-adc6-b905d1099084" xmlns:ns3="ce845253-6e9d-4bc8-9275-66ebf67b5f7f" targetNamespace="http://schemas.microsoft.com/office/2006/metadata/properties" ma:root="true" ma:fieldsID="3b95117b676cd2910224278087928b49" ns2:_="" ns3:_="">
     <xsd:import namespace="34fcaa06-6106-429f-adc6-b905d1099084"/>
@@ -3252,11 +3274,11 @@
 </ct:contentTypeSchema>
 </file>
 
-<file path=customXml/item3.xml><?xml version="1.0" encoding="utf-8"?>
+<file path=customXml/item2.xml><?xml version="1.0" encoding="utf-8"?>
 <b:Sources xmlns:b="http://schemas.openxmlformats.org/officeDocument/2006/bibliography" xmlns="http://schemas.openxmlformats.org/officeDocument/2006/bibliography" SelectedStyle="\APASixthEditionOfficeOnline.xsl" StyleName="APA" Version="6"/>
 </file>
 
-<file path=customXml/item4.xml><?xml version="1.0" encoding="utf-8"?>
+<file path=customXml/item3.xml><?xml version="1.0" encoding="utf-8"?>
 <p:properties xmlns:p="http://schemas.microsoft.com/office/2006/metadata/properties" xmlns:xsi="http://www.w3.org/2001/XMLSchema-instance" xmlns:pc="http://schemas.microsoft.com/office/infopath/2007/PartnerControls">
   <documentManagement>
     <lcf76f155ced4ddcb4097134ff3c332f xmlns="ce845253-6e9d-4bc8-9275-66ebf67b5f7f">
@@ -3268,15 +3290,16 @@
 </p:properties>
 </file>
 
-<file path=customXml/itemProps1.xml><?xml version="1.0" encoding="utf-8"?>
-<ds:datastoreItem xmlns:ds="http://schemas.openxmlformats.org/officeDocument/2006/customXml" ds:itemID="{DA6DDDED-117C-48EF-ACB8-C58A2D1E031F}">
-  <ds:schemaRefs>
-    <ds:schemaRef ds:uri="http://schemas.microsoft.com/sharepoint/v3/contenttype/forms"/>
-  </ds:schemaRefs>
-</ds:datastoreItem>
+<file path=customXml/item4.xml><?xml version="1.0" encoding="utf-8"?>
+<?mso-contentType ?>
+<FormTemplates xmlns="http://schemas.microsoft.com/sharepoint/v3/contenttype/forms">
+  <Display>DocumentLibraryForm</Display>
+  <Edit>DocumentLibraryForm</Edit>
+  <New>DocumentLibraryForm</New>
+</FormTemplates>
 </file>
 
-<file path=customXml/itemProps2.xml><?xml version="1.0" encoding="utf-8"?>
+<file path=customXml/itemProps1.xml><?xml version="1.0" encoding="utf-8"?>
 <ds:datastoreItem xmlns:ds="http://schemas.openxmlformats.org/officeDocument/2006/customXml" ds:itemID="{FE2C923A-F0D5-4F80-8535-49052AA4C198}">
   <ds:schemaRefs>
     <ds:schemaRef ds:uri="http://schemas.microsoft.com/office/2006/metadata/contentType"/>
@@ -3295,7 +3318,7 @@
 </ds:datastoreItem>
 </file>
 
-<file path=customXml/itemProps3.xml><?xml version="1.0" encoding="utf-8"?>
+<file path=customXml/itemProps2.xml><?xml version="1.0" encoding="utf-8"?>
 <ds:datastoreItem xmlns:ds="http://schemas.openxmlformats.org/officeDocument/2006/customXml" ds:itemID="{80B0D72D-BEF2-4A18-A6D0-AAF78C0A786B}">
   <ds:schemaRefs>
     <ds:schemaRef ds:uri="http://schemas.openxmlformats.org/officeDocument/2006/bibliography"/>
@@ -3303,7 +3326,7 @@
 </ds:datastoreItem>
 </file>
 
-<file path=customXml/itemProps4.xml><?xml version="1.0" encoding="utf-8"?>
+<file path=customXml/itemProps3.xml><?xml version="1.0" encoding="utf-8"?>
 <ds:datastoreItem xmlns:ds="http://schemas.openxmlformats.org/officeDocument/2006/customXml" ds:itemID="{C9BF2264-C75E-4342-8795-BAFEBA2368D4}">
   <ds:schemaRefs>
     <ds:schemaRef ds:uri="http://schemas.microsoft.com/office/2006/metadata/properties"/>
@@ -3312,4 +3335,12 @@
     <ds:schemaRef ds:uri="34fcaa06-6106-429f-adc6-b905d1099084"/>
   </ds:schemaRefs>
 </ds:datastoreItem>
+</file>
+
+<file path=customXml/itemProps4.xml><?xml version="1.0" encoding="utf-8"?>
+<ds:datastoreItem xmlns:ds="http://schemas.openxmlformats.org/officeDocument/2006/customXml" ds:itemID="{DA6DDDED-117C-48EF-ACB8-C58A2D1E031F}">
+  <ds:schemaRefs>
+    <ds:schemaRef ds:uri="http://schemas.microsoft.com/sharepoint/v3/contenttype/forms"/>
+  </ds:schemaRefs>
+</ds:datastoreItem>
 </file>